--- a/public/moldeanamnese.docx
+++ b/public/moldeanamnese.docx
@@ -5,33 +5,6 @@
     <w:p>
       <w:pPr>
         <w:pStyle w:val="Normal"/>
-        <w:rPr>
-          <w:rFonts w:ascii="Arial" w:hAnsi="Arial" w:cs="Arial"/>
-          <w:b/>
-          <w:sz w:val="30"/>
-          <w:szCs w:val="30"/>
-        </w:rPr>
-      </w:pPr>
-      <w:r>
-        <w:rPr>
-          <w:lang w:val="pt-BR"/>
-        </w:rPr>
-        <w:t>x</w:t>
-      </w:r>
-      <w:r>
-        <w:rPr/>
-        <w:t xml:space="preserve">                      </w:t>
-      </w:r>
-      <w:r>
-        <w:rPr>
-          <w:rFonts w:cs="Arial"/>
-        </w:rPr>
-        <w:t xml:space="preserve">                                                             </w:t>
-      </w:r>
-    </w:p>
-    <w:p>
-      <w:pPr>
-        <w:pStyle w:val="Normal"/>
         <w:jc w:val="center"/>
         <w:rPr>
           <w:rFonts w:ascii="Arial" w:hAnsi="Arial" w:cs="Arial"/>
@@ -135,14 +108,7 @@
           <w:rFonts w:cs="Arial"/>
           <w:lang w:val="pt-BR"/>
         </w:rPr>
-        <w:t>CEI JOSÉ CARNEIRO DO NASCIMENTO</w:t>
-      </w:r>
-      <w:r>
-        <w:rPr>
-          <w:rFonts w:cs="Arial"/>
-        </w:rPr>
-        <w:tab/>
-        <w:tab/>
+        <w:t>{escola}</w:t>
       </w:r>
     </w:p>
     <w:p>
@@ -165,14 +131,7 @@
           <w:rFonts w:cs="Arial"/>
           <w:lang w:val="pt-BR"/>
         </w:rPr>
-        <w:t xml:space="preserve"> </w:t>
-      </w:r>
-      <w:r>
-        <w:rPr>
-          <w:rFonts w:cs="Arial"/>
-          <w:lang w:val="pt-BR"/>
-        </w:rPr>
-        <w:t>{last_name}</w:t>
+        <w:t xml:space="preserve"> {nmAluno}</w:t>
       </w:r>
     </w:p>
     <w:p>
@@ -203,7 +162,7 @@
           <w:rFonts w:cs="Arial"/>
           <w:lang w:val="pt-BR"/>
         </w:rPr>
-        <w:t xml:space="preserve"> </w:t>
+        <w:t>{dtNascimento}</w:t>
         <w:tab/>
       </w:r>
       <w:r>
@@ -256,31 +215,31 @@
           <w:rFonts w:cs="Arial"/>
           <w:lang w:val="pt-BR"/>
         </w:rPr>
+        <w:t xml:space="preserve"> {nmProfessorSala}</w:t>
+      </w:r>
+    </w:p>
+    <w:p>
+      <w:pPr>
+        <w:pStyle w:val="Normal"/>
+        <w:spacing w:lineRule="auto" w:line="480"/>
+        <w:rPr>
+          <w:rFonts w:ascii="Arial" w:hAnsi="Arial" w:cs="Arial"/>
+          <w:lang w:val="pt-BR"/>
+        </w:rPr>
+      </w:pPr>
+      <w:r>
+        <w:rPr>
+          <w:rFonts w:cs="Arial"/>
+        </w:rPr>
+        <w:t>PROFESSOR</w:t>
+      </w:r>
+      <w:r>
+        <w:rPr>
+          <w:rFonts w:cs="Arial"/>
+          <w:lang w:val="pt-BR"/>
+        </w:rPr>
         <w:t xml:space="preserve"> </w:t>
       </w:r>
-    </w:p>
-    <w:p>
-      <w:pPr>
-        <w:pStyle w:val="Normal"/>
-        <w:spacing w:lineRule="auto" w:line="480"/>
-        <w:rPr>
-          <w:rFonts w:ascii="Arial" w:hAnsi="Arial" w:cs="Arial"/>
-          <w:lang w:val="pt-BR"/>
-        </w:rPr>
-      </w:pPr>
-      <w:r>
-        <w:rPr>
-          <w:rFonts w:cs="Arial"/>
-        </w:rPr>
-        <w:t>PROFESSOR</w:t>
-      </w:r>
-      <w:r>
-        <w:rPr>
-          <w:rFonts w:cs="Arial"/>
-          <w:lang w:val="pt-BR"/>
-        </w:rPr>
-        <w:t xml:space="preserve"> </w:t>
-      </w:r>
       <w:r>
         <w:rPr>
           <w:rFonts w:cs="Arial"/>
@@ -297,11 +256,11 @@
       <w:r>
         <w:rPr>
           <w:rFonts w:cs="Arial"/>
-          <w:b/>
-          <w:bCs/>
-          <w:lang w:val="pt-BR"/>
-        </w:rPr>
-        <w:t>MONIZIA ELÉN DA SILVA OLIVEIRA</w:t>
+          <w:b w:val="false"/>
+          <w:bCs w:val="false"/>
+          <w:lang w:val="pt-BR"/>
+        </w:rPr>
+        <w:t>{nmProfessorAee}</w:t>
       </w:r>
     </w:p>
     <w:p>
@@ -324,7 +283,7 @@
           <w:rFonts w:cs="Arial"/>
           <w:lang w:val="pt-BR"/>
         </w:rPr>
-        <w:t xml:space="preserve">   </w:t>
+        <w:t xml:space="preserve"> {periodo} </w:t>
       </w:r>
       <w:r>
         <w:rPr>
@@ -337,7 +296,7 @@
           <w:rFonts w:cs="Arial"/>
           <w:lang w:val="pt-BR"/>
         </w:rPr>
-        <w:t xml:space="preserve"> </w:t>
+        <w:t xml:space="preserve"> {endereco}</w:t>
       </w:r>
     </w:p>
     <w:p>
@@ -359,13 +318,13 @@
           <w:rFonts w:cs="Arial"/>
           <w:lang w:val="pt-BR"/>
         </w:rPr>
-        <w:t xml:space="preserve">  </w:t>
-      </w:r>
-      <w:r>
-        <w:rPr>
-          <w:rFonts w:cs="Arial"/>
-        </w:rPr>
-        <w:t>TELEFONE:</w:t>
+        <w:t xml:space="preserve"> {bairro} </w:t>
+      </w:r>
+      <w:r>
+        <w:rPr>
+          <w:rFonts w:cs="Arial"/>
+        </w:rPr>
+        <w:t>TELEFONE: {telefone}</w:t>
       </w:r>
     </w:p>
     <w:p>
@@ -388,7 +347,7 @@
           <w:rFonts w:cs="Arial"/>
           <w:lang w:val="pt-BR"/>
         </w:rPr>
-        <w:t xml:space="preserve">   </w:t>
+        <w:t xml:space="preserve"> {nmPai} </w:t>
       </w:r>
       <w:r>
         <w:rPr>
@@ -414,7 +373,7 @@
           <w:rFonts w:cs="Arial"/>
           <w:lang w:val="pt-BR"/>
         </w:rPr>
-        <w:t xml:space="preserve"> </w:t>
+        <w:t xml:space="preserve"> {nmMae}</w:t>
       </w:r>
     </w:p>
     <w:p>
@@ -429,20 +388,13 @@
         <w:rPr>
           <w:rFonts w:cs="Arial"/>
         </w:rPr>
-        <w:t>TEM IRMÃOS? (</w:t>
-      </w:r>
-      <w:r>
-        <w:rPr>
-          <w:rFonts w:cs="Arial"/>
-          <w:lang w:val="pt-BR"/>
-        </w:rPr>
-        <w:t xml:space="preserve">  </w:t>
-      </w:r>
-      <w:r>
-        <w:rPr>
-          <w:rFonts w:cs="Arial"/>
-        </w:rPr>
-        <w:t xml:space="preserve">) SIM ( ) NÃO </w:t>
+        <w:t xml:space="preserve">TEM IRMÃOS? </w:t>
+      </w:r>
+      <w:r>
+        <w:rPr>
+          <w:rFonts w:cs="Arial"/>
+        </w:rPr>
+        <w:t>{temIrmaos ? “SIM” : “NÃO”}</w:t>
       </w:r>
     </w:p>
     <w:p>
@@ -457,7 +409,13 @@
         <w:rPr>
           <w:rFonts w:cs="Arial"/>
         </w:rPr>
-        <w:t>NECESSITAM DE ATENDIMENTO ESPECIALIZADO? () SIM ( ) NÃO</w:t>
+        <w:t xml:space="preserve">NECESSITAM DE ATENDIMENTO ESPECIALIZADO? </w:t>
+      </w:r>
+      <w:r>
+        <w:rPr>
+          <w:rFonts w:cs="Arial"/>
+        </w:rPr>
+        <w:t>{necessitamAtenEsp ? “SIM” : “NÃO”}</w:t>
       </w:r>
     </w:p>
     <w:p>
@@ -472,7 +430,7 @@
         <w:rPr>
           <w:rFonts w:cs="Arial"/>
         </w:rPr>
-        <w:t>QUAIS AS PESSOAS QUE MORAM NA CASA?</w:t>
+        <w:t>QUAIS AS PESSOAS QUE MORAM NA CASA? {pessoasQueMoram}</w:t>
       </w:r>
     </w:p>
     <w:p>
@@ -520,15 +478,55 @@
           <w:rFonts w:cs="Arial"/>
           <w:lang w:val="pt-BR"/>
         </w:rPr>
-        <w:t>(</w:t>
-      </w:r>
-      <w:r>
-        <w:rPr>
-          <w:rFonts w:cs="Arial"/>
-        </w:rPr>
-        <w:t xml:space="preserve">  ) DIAGNÓSTICO CLÍNICO</w:t>
+        <w:t xml:space="preserve">( </w:t>
+      </w:r>
+      <w:r>
+        <w:rPr>
+          <w:rFonts w:cs="Arial"/>
+          <w:lang w:val="pt-BR"/>
+        </w:rPr>
+        <w:t>{temDiagClinic ? “X” : “”}</w:t>
+      </w:r>
+      <w:r>
+        <w:rPr>
+          <w:rFonts w:cs="Arial"/>
+          <w:lang w:val="pt-BR"/>
+        </w:rPr>
+        <w:t xml:space="preserve"> </w:t>
+      </w:r>
+      <w:r>
+        <w:rPr>
+          <w:rFonts w:cs="Arial"/>
+        </w:rPr>
+        <w:t>) DIAGNÓSTICO CLÍNICO</w:t>
         <w:tab/>
-        <w:t>(  ) RELATÓRIO PEDAGÓGICO</w:t>
+      </w:r>
+      <w:r>
+        <w:rPr>
+          <w:rFonts w:cs="Arial"/>
+          <w:lang w:val="pt-BR"/>
+        </w:rPr>
+        <w:t xml:space="preserve">( </w:t>
+      </w:r>
+      <w:r>
+        <w:rPr>
+          <w:rFonts w:cs="Arial"/>
+          <w:lang w:val="pt-BR"/>
+        </w:rPr>
+        <w:t>{temRelatoPedag ? “X” : “”}</w:t>
+      </w:r>
+      <w:r>
+        <w:rPr>
+          <w:rFonts w:cs="Arial"/>
+          <w:lang w:val="pt-BR"/>
+        </w:rPr>
+        <w:t xml:space="preserve"> </w:t>
+      </w:r>
+      <w:r>
+        <w:rPr>
+          <w:rFonts w:cs="Arial"/>
+        </w:rPr>
+        <w:t>) RELATÓRIO PEDAGÓGICO</w:t>
       </w:r>
     </w:p>
     <w:p>
@@ -552,7 +550,7 @@
           <w:rFonts w:cs="Arial"/>
           <w:lang w:val="pt-BR"/>
         </w:rPr>
-        <w:t xml:space="preserve">: </w:t>
+        <w:t>: {diagnostico}</w:t>
       </w:r>
     </w:p>
     <w:p>
@@ -576,7 +574,7 @@
           <w:rFonts w:cs="Arial"/>
           <w:lang w:val="pt-BR"/>
         </w:rPr>
-        <w:t xml:space="preserve">  </w:t>
+        <w:t xml:space="preserve"> {atendClinExt}</w:t>
       </w:r>
     </w:p>
     <w:p>
@@ -592,9 +590,42 @@
         <w:rPr>
           <w:rFonts w:cs="Arial"/>
         </w:rPr>
-        <w:t>TEM CONVULSÕES? (   ) SIM</w:t>
+        <w:t xml:space="preserve">TEM CONVULSÕES? </w:t>
+      </w:r>
+      <w:r>
+        <w:rPr>
+          <w:rFonts w:cs="Arial"/>
+        </w:rPr>
+        <w:t>{temConvul ? “SIM” : “NÃO”}</w:t>
+      </w:r>
+    </w:p>
+    <w:p>
+      <w:pPr>
+        <w:pStyle w:val="Normal"/>
+        <w:spacing w:lineRule="auto" w:line="480"/>
+        <w:jc w:val="both"/>
+        <w:rPr>
+          <w:rFonts w:ascii="Arial" w:hAnsi="Arial" w:cs="Arial"/>
+        </w:rPr>
+      </w:pPr>
+      <w:r>
+        <w:rPr>
+          <w:rFonts w:cs="Arial"/>
+        </w:rPr>
+        <w:t xml:space="preserve">FAZ USO DE MEDICAÇÃO? </w:t>
+      </w:r>
+      <w:r>
+        <w:rPr>
+          <w:rFonts w:cs="Arial"/>
+        </w:rPr>
+        <w:t>{fazUsoMed ? “SIM” : “NÃO”}</w:t>
         <w:tab/>
-        <w:t>(  ) NÃO</w:t>
+      </w:r>
+      <w:r>
+        <w:rPr>
+          <w:rFonts w:cs="Arial"/>
+        </w:rPr>
+        <w:t xml:space="preserve"> QUAL? {medicacao}</w:t>
       </w:r>
     </w:p>
     <w:p>
@@ -610,7 +641,13 @@
         <w:rPr>
           <w:rFonts w:cs="Arial"/>
         </w:rPr>
-        <w:t>FAZ USO DE MEDICAÇÃO? ( ) SIM</w:t>
+        <w:t xml:space="preserve">CONVÊNIO MÉDICO: </w:t>
+      </w:r>
+      <w:r>
+        <w:rPr>
+          <w:rFonts w:cs="Arial"/>
+        </w:rPr>
+        <w:t>{temConvMed ? “SIM” : “NÃO”}</w:t>
         <w:tab/>
       </w:r>
       <w:r>
@@ -624,20 +661,7 @@
         <w:rPr>
           <w:rFonts w:cs="Arial"/>
         </w:rPr>
-        <w:t>(</w:t>
-      </w:r>
-      <w:r>
-        <w:rPr>
-          <w:rFonts w:cs="Arial"/>
-          <w:lang w:val="pt-BR"/>
-        </w:rPr>
-        <w:t xml:space="preserve">  </w:t>
-      </w:r>
-      <w:r>
-        <w:rPr>
-          <w:rFonts w:cs="Arial"/>
-        </w:rPr>
-        <w:t>) NÃO QUAL?____________________________</w:t>
+        <w:t>QUAL? {convenioMed}</w:t>
       </w:r>
     </w:p>
     <w:p>
@@ -653,7 +677,51 @@
         <w:rPr>
           <w:rFonts w:cs="Arial"/>
         </w:rPr>
-        <w:t xml:space="preserve">CONVÊNIO MÉDICO:(   ) SIM       (  ) NÃO </w:t>
+        <w:t xml:space="preserve">CARTEIRINHA DE TRANSPORTE: </w:t>
+      </w:r>
+      <w:r>
+        <w:rPr>
+          <w:rFonts w:cs="Arial"/>
+        </w:rPr>
+        <w:t>{temCartTransp ? “SIM” : “NÃO”}</w:t>
+      </w:r>
+    </w:p>
+    <w:p>
+      <w:pPr>
+        <w:pStyle w:val="Normal"/>
+        <w:spacing w:lineRule="auto" w:line="480"/>
+        <w:jc w:val="both"/>
+        <w:rPr>
+          <w:rFonts w:ascii="Arial" w:hAnsi="Arial" w:cs="Arial"/>
+        </w:rPr>
+      </w:pPr>
+      <w:r>
+        <w:rPr>
+          <w:rFonts w:cs="Arial"/>
+        </w:rPr>
+        <w:t xml:space="preserve">VAI REGULARMENTE AO MÉDICO? </w:t>
+      </w:r>
+      <w:r>
+        <w:rPr>
+          <w:rFonts w:cs="Arial"/>
+        </w:rPr>
+        <w:t>{vaiRegMedico ? “SIM” : “NÃO”}</w:t>
+      </w:r>
+    </w:p>
+    <w:p>
+      <w:pPr>
+        <w:pStyle w:val="Normal"/>
+        <w:spacing w:lineRule="auto" w:line="480"/>
+        <w:jc w:val="both"/>
+        <w:rPr>
+          <w:rFonts w:ascii="Arial" w:hAnsi="Arial" w:cs="Arial"/>
+        </w:rPr>
+      </w:pPr>
+      <w:r>
+        <w:rPr>
+          <w:rFonts w:cs="Arial"/>
+        </w:rPr>
+        <w:t>CARTÃO DO SUS:</w:t>
       </w:r>
       <w:r>
         <w:rPr>
@@ -665,8 +733,36 @@
       <w:r>
         <w:rPr>
           <w:rFonts w:cs="Arial"/>
-        </w:rPr>
-        <w:t>QUAL?_____________________________</w:t>
+          <w:lang w:val="pt-BR"/>
+        </w:rPr>
+        <w:t>{cartaoSus}</w:t>
+      </w:r>
+      <w:r>
+        <w:rPr>
+          <w:rFonts w:cs="Arial"/>
+          <w:lang w:val="pt-BR"/>
+        </w:rPr>
+        <w:t xml:space="preserve"> </w:t>
+      </w:r>
+      <w:r>
+        <w:rPr>
+          <w:rFonts w:cs="Arial"/>
+        </w:rPr>
+        <w:t>VACINAÇÃO EM DIA?</w:t>
+      </w:r>
+      <w:r>
+        <w:rPr>
+          <w:rFonts w:cs="Arial"/>
+          <w:lang w:val="pt-BR"/>
+        </w:rPr>
+        <w:t xml:space="preserve"> </w:t>
+      </w:r>
+      <w:r>
+        <w:rPr>
+          <w:rFonts w:cs="Arial"/>
+          <w:lang w:val="pt-BR"/>
+        </w:rPr>
+        <w:t>{vacinaEmDias ? “SIM” : “NÃO”}</w:t>
       </w:r>
     </w:p>
     <w:p>
@@ -675,16 +771,36 @@
         <w:spacing w:lineRule="auto" w:line="480"/>
         <w:jc w:val="both"/>
         <w:rPr>
-          <w:rFonts w:ascii="Arial" w:hAnsi="Arial" w:cs="Arial"/>
-        </w:rPr>
-      </w:pPr>
-      <w:r>
-        <w:rPr>
-          <w:rFonts w:cs="Arial"/>
-        </w:rPr>
-        <w:t>CARTEIRINHA DE TRANSPORTE: (   ) SIM  (  ) NÃO</w:t>
+          <w:rFonts w:cs="Arial"/>
+          <w:lang w:val="pt-BR"/>
+        </w:rPr>
+      </w:pPr>
+      <w:r>
+        <w:rPr>
+          <w:rFonts w:cs="Arial"/>
+        </w:rPr>
+        <w:t xml:space="preserve">TEVE ALGUMA DOENÇA CONTAGIOSA? </w:t>
+      </w:r>
+      <w:r>
+        <w:rPr>
+          <w:rFonts w:cs="Arial"/>
+        </w:rPr>
+        <w:t>{teveDoenContagi ? “SIM” : “NÃO”}</w:t>
         <w:tab/>
       </w:r>
+      <w:r>
+        <w:rPr>
+          <w:rFonts w:cs="Arial"/>
+        </w:rPr>
+        <w:t xml:space="preserve"> QUAL?</w:t>
+      </w:r>
+      <w:r>
+        <w:rPr>
+          <w:rFonts w:cs="Arial"/>
+          <w:lang w:val="pt-BR"/>
+        </w:rPr>
+        <w:t xml:space="preserve"> {doencaContagi}</w:t>
+      </w:r>
     </w:p>
     <w:p>
       <w:pPr>
@@ -699,34 +815,7 @@
         <w:rPr>
           <w:rFonts w:cs="Arial"/>
         </w:rPr>
-        <w:t>VAI REGULARMENTE AO MÉDICO? : (   ) SIM</w:t>
-      </w:r>
-      <w:r>
-        <w:rPr>
-          <w:rFonts w:cs="Arial"/>
-          <w:lang w:val="pt-BR"/>
-        </w:rPr>
-        <w:t xml:space="preserve">    </w:t>
-      </w:r>
-      <w:r>
-        <w:rPr>
-          <w:rFonts w:cs="Arial"/>
-        </w:rPr>
-        <w:t xml:space="preserve">( </w:t>
-      </w:r>
-      <w:r>
-        <w:rPr>
-          <w:rFonts w:cs="Arial"/>
-          <w:lang w:val="pt-BR"/>
-        </w:rPr>
-        <w:t>X</w:t>
-      </w:r>
-      <w:r>
-        <w:rPr>
-          <w:rFonts w:cs="Arial"/>
-        </w:rPr>
-        <w:t xml:space="preserve"> ) NÃO</w:t>
-        <w:tab/>
+        <w:t>APRESENTA ALGUMA DESSAS NECESSIDADES: {temNecessidades}</w:t>
       </w:r>
     </w:p>
     <w:p>
@@ -736,39 +825,21 @@
         <w:jc w:val="both"/>
         <w:rPr>
           <w:rFonts w:ascii="Arial" w:hAnsi="Arial" w:cs="Arial"/>
-        </w:rPr>
-      </w:pPr>
-      <w:r>
-        <w:rPr>
-          <w:rFonts w:cs="Arial"/>
-        </w:rPr>
-        <w:t>CARTÃO DO SUS:</w:t>
-      </w:r>
-      <w:r>
-        <w:rPr>
-          <w:rFonts w:cs="Arial"/>
-          <w:lang w:val="pt-BR"/>
-        </w:rPr>
-        <w:t xml:space="preserve">  </w:t>
-      </w:r>
-      <w:r>
-        <w:rPr>
-          <w:rFonts w:cs="Arial"/>
-        </w:rPr>
-        <w:t>VACINAÇÃO EM DIA?</w:t>
-      </w:r>
-      <w:r>
-        <w:rPr>
-          <w:rFonts w:cs="Arial"/>
-          <w:lang w:val="pt-BR"/>
-        </w:rPr>
-        <w:t xml:space="preserve"> </w:t>
-      </w:r>
-      <w:r>
-        <w:rPr>
-          <w:rFonts w:cs="Arial"/>
-        </w:rPr>
-        <w:t>(   ) SIM (    ) NÃO</w:t>
+          <w:lang w:val="pt-BR"/>
+        </w:rPr>
+      </w:pPr>
+      <w:r>
+        <w:rPr>
+          <w:rFonts w:cs="Arial"/>
+        </w:rPr>
+        <w:t>SERVIÇOS QUE FREQUENTA OU FREQUENTOU?</w:t>
+      </w:r>
+      <w:r>
+        <w:rPr>
+          <w:rFonts w:cs="Arial"/>
+          <w:lang w:val="pt-BR"/>
+        </w:rPr>
+        <w:t xml:space="preserve"> {servicosQueFreque}</w:t>
       </w:r>
     </w:p>
     <w:p>
@@ -777,119 +848,15 @@
         <w:spacing w:lineRule="auto" w:line="480"/>
         <w:jc w:val="both"/>
         <w:rPr>
-          <w:rFonts w:cs="Arial"/>
-          <w:lang w:val="pt-BR"/>
-        </w:rPr>
-      </w:pPr>
-      <w:r>
-        <w:rPr>
-          <w:rFonts w:cs="Arial"/>
-        </w:rPr>
-        <w:t>TEVE ALGUMA DOENÇA CONTAGIOSA?</w:t>
-        <w:tab/>
-        <w:t>(  ) SIM (    ) NÃO QUAL?</w:t>
-      </w:r>
-    </w:p>
-    <w:p>
-      <w:pPr>
-        <w:pStyle w:val="Normal"/>
-        <w:spacing w:lineRule="auto" w:line="480"/>
-        <w:jc w:val="both"/>
-        <w:rPr>
-          <w:rFonts w:ascii="Arial" w:hAnsi="Arial" w:cs="Arial"/>
-        </w:rPr>
-      </w:pPr>
-      <w:r>
-        <w:rPr>
-          <w:rFonts w:cs="Arial"/>
-        </w:rPr>
-        <w:t>APRESENTA ALGUMA DESSAS NECESSIDADES:</w:t>
-      </w:r>
-    </w:p>
-    <w:p>
-      <w:pPr>
-        <w:pStyle w:val="Normal"/>
-        <w:spacing w:lineRule="auto" w:line="480"/>
-        <w:jc w:val="both"/>
-        <w:rPr>
-          <w:rFonts w:ascii="Arial" w:hAnsi="Arial" w:cs="Arial"/>
-        </w:rPr>
-      </w:pPr>
-      <w:r>
-        <w:rPr>
-          <w:rFonts w:cs="Arial"/>
-        </w:rPr>
-        <w:t>(   )AUDITIVA</w:t>
-        <w:tab/>
-        <w:t>(    )COMUNICAÇÃO</w:t>
-        <w:tab/>
-        <w:t>(    ) VISUAL</w:t>
-        <w:tab/>
-        <w:t>(   )LOCOMOÇÃO</w:t>
-        <w:tab/>
-        <w:t>(    )COGNITIVO</w:t>
-      </w:r>
-    </w:p>
-    <w:p>
-      <w:pPr>
-        <w:pStyle w:val="Normal"/>
-        <w:spacing w:lineRule="auto" w:line="480"/>
-        <w:jc w:val="both"/>
-        <w:rPr>
-          <w:rFonts w:ascii="Arial" w:hAnsi="Arial" w:cs="Arial"/>
-          <w:lang w:val="pt-BR"/>
-        </w:rPr>
-      </w:pPr>
-      <w:r>
-        <w:rPr>
-          <w:rFonts w:cs="Arial"/>
-        </w:rPr>
-        <w:t>SERVIÇOS QUE  FREQUENTA OU FREQUENTOU ?</w:t>
-      </w:r>
-      <w:r>
-        <w:rPr>
-          <w:rFonts w:cs="Arial"/>
-          <w:lang w:val="pt-BR"/>
-        </w:rPr>
-        <w:t xml:space="preserve"> </w:t>
-      </w:r>
-    </w:p>
-    <w:p>
-      <w:pPr>
-        <w:pStyle w:val="Normal"/>
-        <w:spacing w:lineRule="auto" w:line="480"/>
-        <w:jc w:val="both"/>
-        <w:rPr>
-          <w:rFonts w:ascii="Arial" w:hAnsi="Arial" w:cs="Arial"/>
-          <w:lang w:val="pt-BR"/>
-        </w:rPr>
-      </w:pPr>
-      <w:r>
-        <w:rPr>
-          <w:rFonts w:cs="Arial"/>
-        </w:rPr>
-        <w:t xml:space="preserve">Profissionais de Referência: </w:t>
-      </w:r>
-      <w:r>
-        <w:rPr>
-          <w:rFonts w:cs="Arial"/>
-          <w:lang w:val="pt-BR"/>
-        </w:rPr>
-        <w:tab/>
-        <w:tab/>
-      </w:r>
-      <w:r>
-        <w:rPr>
-          <w:rFonts w:cs="Arial"/>
-        </w:rPr>
-        <w:t>Nome:_________________________</w:t>
-      </w:r>
-      <w:r>
-        <w:rPr>
-          <w:rFonts w:cs="Arial"/>
-          <w:lang w:val="pt-BR"/>
-        </w:rPr>
-        <w:t>______</w:t>
+          <w:rFonts w:ascii="Arial" w:hAnsi="Arial" w:cs="Arial"/>
+          <w:lang w:val="pt-BR"/>
+        </w:rPr>
+      </w:pPr>
+      <w:r>
+        <w:rPr>
+          <w:rFonts w:cs="Arial"/>
+        </w:rPr>
+        <w:t>Profissionais de Referência: {profissReferen}</w:t>
       </w:r>
     </w:p>
     <w:p>
@@ -955,13 +922,13 @@
           <w:rFonts w:cs="Arial"/>
           <w:lang w:val="pt-BR"/>
         </w:rPr>
-        <w:t xml:space="preserve">:   </w:t>
-      </w:r>
-      <w:r>
-        <w:rPr>
-          <w:rFonts w:cs="Arial"/>
-        </w:rPr>
-        <w:t>Maternidade:</w:t>
+        <w:t xml:space="preserve">: {localNascimento} </w:t>
+      </w:r>
+      <w:r>
+        <w:rPr>
+          <w:rFonts w:cs="Arial"/>
+        </w:rPr>
+        <w:t>Maternidade: {maternidade}</w:t>
       </w:r>
       <w:r>
         <w:rPr>
@@ -974,46 +941,45 @@
         <w:rPr>
           <w:rFonts w:cs="Arial"/>
         </w:rPr>
-        <w:t xml:space="preserve"> Parto: (   )normal</w:t>
-      </w:r>
-      <w:r>
-        <w:rPr>
-          <w:rFonts w:cs="Arial"/>
-          <w:lang w:val="pt-BR"/>
-        </w:rPr>
-        <w:t xml:space="preserve"> </w:t>
-      </w:r>
-      <w:r>
-        <w:rPr>
-          <w:rFonts w:cs="Arial"/>
-        </w:rPr>
-        <w:t>(</w:t>
-      </w:r>
-      <w:r>
-        <w:rPr>
-          <w:rFonts w:cs="Arial"/>
-          <w:lang w:val="pt-BR"/>
-        </w:rPr>
-        <w:t xml:space="preserve"> </w:t>
-      </w:r>
-      <w:r>
-        <w:rPr>
-          <w:rFonts w:cs="Arial"/>
-        </w:rPr>
-        <w:t xml:space="preserve"> )cesariana</w:t>
-      </w:r>
-      <w:r>
-        <w:rPr>
-          <w:rFonts w:cs="Arial"/>
-          <w:lang w:val="pt-BR"/>
-        </w:rPr>
-        <w:t xml:space="preserve"> </w:t>
-      </w:r>
-      <w:r>
-        <w:rPr>
-          <w:rFonts w:cs="Arial"/>
-        </w:rPr>
-        <w:t xml:space="preserve">Duração da gestação: Em caso de prematuridade, o que ocasionou?_____________________________ Fez  </w:t>
+        <w:t xml:space="preserve"> Parto: </w:t>
+      </w:r>
+      <w:r>
+        <w:rPr>
+          <w:rFonts w:cs="Arial"/>
+        </w:rPr>
+        <w:t>{tipoParto}</w:t>
+      </w:r>
+    </w:p>
+    <w:p>
+      <w:pPr>
+        <w:pStyle w:val="Normal"/>
+        <w:spacing w:lineRule="auto" w:line="480"/>
+        <w:jc w:val="both"/>
+        <w:rPr>
+          <w:rFonts w:ascii="Arial" w:hAnsi="Arial" w:cs="Arial"/>
+        </w:rPr>
+      </w:pPr>
+      <w:r>
+        <w:rPr>
+          <w:rFonts w:cs="Arial"/>
+        </w:rPr>
+        <w:t xml:space="preserve">Duração da gestação: {duracaoGest} Em caso de prematuridade, o que ocasionou? {motvPremat} </w:t>
+      </w:r>
+    </w:p>
+    <w:p>
+      <w:pPr>
+        <w:pStyle w:val="Normal"/>
+        <w:spacing w:lineRule="auto" w:line="480"/>
+        <w:jc w:val="both"/>
+        <w:rPr>
+          <w:rFonts w:ascii="Arial" w:hAnsi="Arial" w:cs="Arial"/>
+        </w:rPr>
+      </w:pPr>
+      <w:r>
+        <w:rPr>
+          <w:rFonts w:cs="Arial"/>
+        </w:rPr>
+        <w:t xml:space="preserve">Fez  </w:t>
       </w:r>
       <w:r>
         <w:rPr>
@@ -1026,7 +992,18 @@
         <w:rPr>
           <w:rFonts w:cs="Arial"/>
         </w:rPr>
-        <w:t>companhamento pré-natal? (  ) sim (    ) não</w:t>
+        <w:t xml:space="preserve">companhamento pré-natal? </w:t>
+      </w:r>
+      <w:r>
+        <w:rPr>
+          <w:rFonts w:cs="Arial"/>
+        </w:rPr>
+        <w:t>{fezPrenatal ? “SIM” : “NÃO”}</w:t>
+      </w:r>
+      <w:r>
+        <w:rPr>
+          <w:rFonts w:cs="Arial"/>
+        </w:rPr>
         <w:tab/>
         <w:t xml:space="preserve">Quanto tempo? </w:t>
       </w:r>
@@ -1035,21 +1012,47 @@
           <w:rFonts w:cs="Arial"/>
           <w:lang w:val="pt-BR"/>
         </w:rPr>
-        <w:t>Durante todo o período de gestação.</w:t>
-      </w:r>
-      <w:r>
-        <w:rPr>
-          <w:rFonts w:cs="Arial"/>
-        </w:rPr>
-        <w:t xml:space="preserve"> Fez exames durante a gravidez?</w:t>
-      </w:r>
-      <w:r>
-        <w:rPr>
-          <w:rFonts w:cs="Arial"/>
-          <w:lang w:val="pt-BR"/>
+        <w:t>{tempoPrenatal}</w:t>
+      </w:r>
+      <w:r>
+        <w:rPr>
+          <w:rFonts w:cs="Arial"/>
         </w:rPr>
         <w:t xml:space="preserve"> </w:t>
       </w:r>
+    </w:p>
+    <w:p>
+      <w:pPr>
+        <w:pStyle w:val="Normal"/>
+        <w:spacing w:lineRule="auto" w:line="480"/>
+        <w:jc w:val="both"/>
+        <w:rPr>
+          <w:rFonts w:ascii="Arial" w:hAnsi="Arial" w:cs="Arial"/>
+        </w:rPr>
+      </w:pPr>
+      <w:r>
+        <w:rPr>
+          <w:rFonts w:cs="Arial"/>
+        </w:rPr>
+        <w:t>Fez exames durante a gravidez? {examesGravide}</w:t>
+      </w:r>
+      <w:r>
+        <w:rPr>
+          <w:rFonts w:cs="Arial"/>
+          <w:lang w:val="pt-BR"/>
+        </w:rPr>
+        <w:t xml:space="preserve"> </w:t>
+      </w:r>
+    </w:p>
+    <w:p>
+      <w:pPr>
+        <w:pStyle w:val="Normal"/>
+        <w:spacing w:lineRule="auto" w:line="480"/>
+        <w:jc w:val="both"/>
+        <w:rPr>
+          <w:rFonts w:ascii="Arial" w:hAnsi="Arial" w:cs="Arial"/>
+        </w:rPr>
+      </w:pPr>
       <w:r>
         <w:rPr>
           <w:rFonts w:cs="Arial"/>
@@ -1068,16 +1071,269 @@
           <w:rFonts w:cs="Arial"/>
           <w:lang w:val="pt-BR"/>
         </w:rPr>
+        <w:t>{teveDoencaMedicamGesta ? “SIM” : “NÃO”}</w:t>
+      </w:r>
+      <w:r>
+        <w:rPr>
+          <w:rFonts w:cs="Arial"/>
+          <w:lang w:val="pt-BR"/>
+        </w:rPr>
         <w:t xml:space="preserve"> </w:t>
-      </w:r>
-      <w:r>
-        <w:rPr>
-          <w:rFonts w:cs="Arial"/>
-        </w:rPr>
-        <w:t xml:space="preserve">Qual? </w:t>
+        <w:tab/>
+      </w:r>
+      <w:r>
+        <w:rPr>
+          <w:rFonts w:cs="Arial"/>
+        </w:rPr>
+        <w:t xml:space="preserve">Qual? {doencaMedicamGesta} </w:t>
+      </w:r>
+    </w:p>
+    <w:p>
+      <w:pPr>
+        <w:pStyle w:val="Normal"/>
+        <w:spacing w:lineRule="auto" w:line="480"/>
+        <w:jc w:val="both"/>
+        <w:rPr>
+          <w:rFonts w:ascii="Arial" w:hAnsi="Arial" w:cs="Arial"/>
+        </w:rPr>
+      </w:pPr>
+      <w:r>
+        <w:rPr>
+          <w:rFonts w:cs="Arial"/>
+        </w:rPr>
+        <w:t>2. PRIMEIRAS REAÇÕES</w:t>
+      </w:r>
+    </w:p>
+    <w:p>
+      <w:pPr>
+        <w:pStyle w:val="Normal"/>
+        <w:spacing w:lineRule="auto" w:line="480"/>
+        <w:jc w:val="both"/>
+        <w:rPr>
+          <w:rFonts w:ascii="Arial" w:hAnsi="Arial" w:cs="Arial"/>
+        </w:rPr>
+      </w:pPr>
+      <w:r>
+        <w:rPr>
+          <w:rFonts w:cs="Arial"/>
+        </w:rPr>
+        <w:t>Chorou logo?</w:t>
+      </w:r>
+      <w:r>
+        <w:rPr>
+          <w:rFonts w:cs="Arial"/>
+          <w:lang w:val="pt-BR"/>
+        </w:rPr>
+        <w:t xml:space="preserve"> </w:t>
+      </w:r>
+      <w:r>
+        <w:rPr>
+          <w:rFonts w:cs="Arial"/>
+          <w:lang w:val="pt-BR"/>
+        </w:rPr>
+        <w:t>{chorou ? “SIM” : “NÃO”}</w:t>
+      </w:r>
+      <w:r>
+        <w:rPr>
+          <w:rFonts w:cs="Arial"/>
+        </w:rPr>
+        <w:tab/>
+        <w:t xml:space="preserve">Ficou roxo? </w:t>
+      </w:r>
+      <w:r>
+        <w:rPr>
+          <w:rFonts w:cs="Arial"/>
+          <w:lang w:val="pt-BR"/>
+        </w:rPr>
+        <w:t xml:space="preserve"> </w:t>
+      </w:r>
+      <w:r>
+        <w:rPr>
+          <w:rFonts w:cs="Arial"/>
+          <w:lang w:val="pt-BR"/>
+        </w:rPr>
+        <w:t>{ficouRoxo ? “SIM” : “NÃO”}</w:t>
+      </w:r>
+    </w:p>
+    <w:p>
+      <w:pPr>
+        <w:pStyle w:val="Normal"/>
+        <w:spacing w:lineRule="auto" w:line="480"/>
+        <w:jc w:val="both"/>
+        <w:rPr>
+          <w:rFonts w:ascii="Arial" w:hAnsi="Arial" w:cs="Arial"/>
+        </w:rPr>
+      </w:pPr>
+      <w:r>
+        <w:rPr>
+          <w:rFonts w:cs="Arial"/>
+        </w:rPr>
+        <w:t>Precisou de oxigênio?</w:t>
+      </w:r>
+      <w:r>
+        <w:rPr>
+          <w:rFonts w:cs="Arial"/>
+          <w:lang w:val="pt-BR"/>
+        </w:rPr>
+        <w:t xml:space="preserve"> </w:t>
+      </w:r>
+      <w:r>
+        <w:rPr>
+          <w:rFonts w:cs="Arial"/>
+          <w:lang w:val="pt-BR"/>
+        </w:rPr>
+        <w:t>{preciOxig ? “SIM” : “NÃO”}</w:t>
+      </w:r>
+      <w:r>
+        <w:rPr>
+          <w:rFonts w:cs="Arial"/>
+        </w:rPr>
+        <w:tab/>
+        <w:t>Incubadora?</w:t>
+      </w:r>
+      <w:r>
+        <w:rPr>
+          <w:rFonts w:cs="Arial"/>
+          <w:lang w:val="pt-BR"/>
+        </w:rPr>
+        <w:t xml:space="preserve"> </w:t>
+      </w:r>
+      <w:r>
+        <w:rPr>
+          <w:rFonts w:cs="Arial"/>
+          <w:lang w:val="pt-BR"/>
+        </w:rPr>
+        <w:t>{preciIncu ? “SIM” : “NÃO”}</w:t>
+      </w:r>
+    </w:p>
+    <w:p>
+      <w:pPr>
+        <w:pStyle w:val="Normal"/>
+        <w:spacing w:lineRule="auto" w:line="480"/>
+        <w:jc w:val="both"/>
+        <w:rPr>
+          <w:rFonts w:ascii="Arial" w:hAnsi="Arial" w:cs="Arial"/>
+        </w:rPr>
+      </w:pPr>
+      <w:r>
+        <w:rPr>
+          <w:rFonts w:cs="Arial"/>
+        </w:rPr>
+        <w:t>Apresentou Icterícia?</w:t>
+      </w:r>
+      <w:r>
+        <w:rPr>
+          <w:rFonts w:cs="Arial"/>
+          <w:lang w:val="pt-BR"/>
+        </w:rPr>
+        <w:t xml:space="preserve"> </w:t>
+      </w:r>
+      <w:r>
+        <w:rPr>
+          <w:rFonts w:cs="Arial"/>
+          <w:lang w:val="pt-BR"/>
+        </w:rPr>
+        <w:t>{apresIctericia ? “SIM” : “NÃO”}</w:t>
+      </w:r>
+    </w:p>
+    <w:p>
+      <w:pPr>
+        <w:pStyle w:val="Normal"/>
+        <w:spacing w:lineRule="auto" w:line="480"/>
+        <w:jc w:val="both"/>
+        <w:rPr>
+          <w:rFonts w:ascii="Arial" w:hAnsi="Arial" w:cs="Arial"/>
+        </w:rPr>
+      </w:pPr>
+      <w:r>
+        <w:rPr>
+          <w:rFonts w:cs="Arial"/>
+        </w:rPr>
+        <w:t>3. PERÍODO DE AMAMENTAÇÃO</w:t>
+      </w:r>
+    </w:p>
+    <w:p>
+      <w:pPr>
+        <w:pStyle w:val="Normal"/>
+        <w:spacing w:lineRule="auto" w:line="480"/>
+        <w:jc w:val="both"/>
+        <w:rPr>
+          <w:rFonts w:ascii="Arial" w:hAnsi="Arial" w:cs="Arial"/>
+        </w:rPr>
+      </w:pPr>
+      <w:r>
+        <w:rPr>
+          <w:rFonts w:cs="Arial"/>
+        </w:rPr>
+        <w:t>Foi amamentado no seio?</w:t>
+      </w:r>
+      <w:r>
+        <w:rPr>
+          <w:rFonts w:cs="Arial"/>
+          <w:lang w:val="pt-BR"/>
+        </w:rPr>
+        <w:t xml:space="preserve"> </w:t>
+      </w:r>
+      <w:r>
+        <w:rPr>
+          <w:rFonts w:cs="Arial"/>
+          <w:lang w:val="pt-BR"/>
+        </w:rPr>
+        <w:t>{foiAmamentado ? “SIM” : “NÃO”}</w:t>
+      </w:r>
+      <w:r>
+        <w:rPr>
+          <w:rFonts w:cs="Arial"/>
+        </w:rPr>
+        <w:tab/>
+        <w:t>Quanto tempo? {tempoAmamentado}</w:t>
+      </w:r>
+    </w:p>
+    <w:p>
+      <w:pPr>
+        <w:pStyle w:val="Normal"/>
+        <w:spacing w:lineRule="auto" w:line="480"/>
+        <w:jc w:val="both"/>
+        <w:rPr>
+          <w:rFonts w:ascii="Arial" w:hAnsi="Arial" w:cs="Arial"/>
+          <w:lang w:val="pt-BR"/>
+        </w:rPr>
+      </w:pPr>
+      <w:r>
+        <w:rPr>
+          <w:rFonts w:cs="Arial"/>
+        </w:rPr>
+        <w:t>Fez uso de Mamadeira?</w:t>
+      </w:r>
+      <w:r>
+        <w:rPr>
+          <w:rFonts w:cs="Arial"/>
+          <w:lang w:val="pt-BR"/>
+        </w:rPr>
+        <w:t xml:space="preserve"> </w:t>
+      </w:r>
+      <w:r>
+        <w:rPr>
+          <w:rFonts w:cs="Arial"/>
+          <w:lang w:val="pt-BR"/>
+        </w:rPr>
+        <w:t>{usouMamadeira ? “SIM” : “NÃO”}</w:t>
+      </w:r>
+      <w:r>
+        <w:rPr>
+          <w:rFonts w:cs="Arial"/>
+        </w:rPr>
         <w:tab/>
         <w:tab/>
-        <w:t xml:space="preserve"> </w:t>
+        <w:t>Quanto tempo?</w:t>
+      </w:r>
+      <w:r>
+        <w:rPr>
+          <w:rFonts w:cs="Arial"/>
+          <w:u w:val="none"/>
+          <w:lang w:val="pt-BR"/>
+        </w:rPr>
+        <w:t xml:space="preserve"> {tempoMamadeira}</w:t>
       </w:r>
     </w:p>
     <w:p>
@@ -1093,7 +1349,7 @@
         <w:rPr>
           <w:rFonts w:cs="Arial"/>
         </w:rPr>
-        <w:t>2. PRIMEIRAS REAÇÕES</w:t>
+        <w:t>4. ASPECTOS DE DESENVOLVIMENTO PSICOMOTOR</w:t>
       </w:r>
     </w:p>
     <w:p>
@@ -1103,23 +1359,34 @@
         <w:jc w:val="both"/>
         <w:rPr>
           <w:rFonts w:ascii="Arial" w:hAnsi="Arial" w:cs="Arial"/>
-        </w:rPr>
-      </w:pPr>
-      <w:r>
-        <w:rPr>
-          <w:rFonts w:cs="Arial"/>
-        </w:rPr>
-        <w:t>Chorou logo?</w:t>
-        <w:tab/>
-        <w:t>(  ) sim</w:t>
-        <w:tab/>
-        <w:t>(   ) não</w:t>
-        <w:tab/>
-        <w:t>Ficou roxo?</w:t>
-        <w:tab/>
-        <w:t>(  ) sim</w:t>
-        <w:tab/>
-        <w:t>(    ) não</w:t>
+          <w:lang w:val="pt-BR"/>
+        </w:rPr>
+      </w:pPr>
+      <w:r>
+        <w:rPr>
+          <w:rFonts w:cs="Arial"/>
+        </w:rPr>
+        <w:t xml:space="preserve">( </w:t>
+      </w:r>
+      <w:r>
+        <w:rPr>
+          <w:rFonts w:cs="Arial"/>
+          <w:lang w:val="pt-BR"/>
+        </w:rPr>
+        <w:t>{engatinhou ? “X” : “”}</w:t>
+      </w:r>
+      <w:r>
+        <w:rPr>
+          <w:rFonts w:cs="Arial"/>
+        </w:rPr>
+        <w:t xml:space="preserve"> ) Engatinhou? Quando?</w:t>
+      </w:r>
+      <w:r>
+        <w:rPr>
+          <w:rFonts w:cs="Arial"/>
+          <w:lang w:val="pt-BR"/>
+        </w:rPr>
+        <w:t xml:space="preserve"> {quandoEngatinhou}</w:t>
       </w:r>
     </w:p>
     <w:p>
@@ -1129,179 +1396,6 @@
         <w:jc w:val="both"/>
         <w:rPr>
           <w:rFonts w:ascii="Arial" w:hAnsi="Arial" w:cs="Arial"/>
-        </w:rPr>
-      </w:pPr>
-      <w:r>
-        <w:rPr>
-          <w:rFonts w:cs="Arial"/>
-        </w:rPr>
-        <w:t>Precisou de oxigênio?(  ) sim</w:t>
-        <w:tab/>
-        <w:t>(   ) não</w:t>
-        <w:tab/>
-        <w:t>Incubadora?</w:t>
-        <w:tab/>
-        <w:t>(   ) sim</w:t>
-        <w:tab/>
-        <w:t>(  ) não</w:t>
-      </w:r>
-    </w:p>
-    <w:p>
-      <w:pPr>
-        <w:pStyle w:val="Normal"/>
-        <w:spacing w:lineRule="auto" w:line="480"/>
-        <w:jc w:val="both"/>
-        <w:rPr>
-          <w:rFonts w:ascii="Arial" w:hAnsi="Arial" w:cs="Arial"/>
-        </w:rPr>
-      </w:pPr>
-      <w:r>
-        <w:rPr>
-          <w:rFonts w:cs="Arial"/>
-        </w:rPr>
-        <w:t>Apresentou Icterícia?</w:t>
-        <w:tab/>
-        <w:t>(  ) sim</w:t>
-        <w:tab/>
-        <w:t>(   ) não</w:t>
-        <w:tab/>
-        <w:t>Nota Apgar:____________________</w:t>
-      </w:r>
-    </w:p>
-    <w:p>
-      <w:pPr>
-        <w:pStyle w:val="Normal"/>
-        <w:spacing w:lineRule="auto" w:line="480"/>
-        <w:jc w:val="both"/>
-        <w:rPr>
-          <w:rFonts w:ascii="Arial" w:hAnsi="Arial" w:cs="Arial"/>
-        </w:rPr>
-      </w:pPr>
-      <w:r>
-        <w:rPr>
-          <w:rFonts w:cs="Arial"/>
-        </w:rPr>
-        <w:t>3. PERÍODO DE AMAMENTAÇÃO</w:t>
-      </w:r>
-    </w:p>
-    <w:p>
-      <w:pPr>
-        <w:pStyle w:val="Normal"/>
-        <w:spacing w:lineRule="auto" w:line="480"/>
-        <w:jc w:val="both"/>
-        <w:rPr>
-          <w:rFonts w:ascii="Arial" w:hAnsi="Arial" w:cs="Arial"/>
-        </w:rPr>
-      </w:pPr>
-      <w:r>
-        <w:rPr>
-          <w:rFonts w:cs="Arial"/>
-        </w:rPr>
-        <w:t>Foi amamentado no seio? (   ) sim  (</w:t>
-      </w:r>
-      <w:r>
-        <w:rPr>
-          <w:rFonts w:cs="Arial"/>
-          <w:lang w:val="pt-BR"/>
-        </w:rPr>
-        <w:t xml:space="preserve"> </w:t>
-      </w:r>
-      <w:r>
-        <w:rPr>
-          <w:rFonts w:cs="Arial"/>
-        </w:rPr>
-        <w:t xml:space="preserve"> ) não</w:t>
-        <w:tab/>
-        <w:t>Quanto tempo?_______________________</w:t>
-      </w:r>
-    </w:p>
-    <w:p>
-      <w:pPr>
-        <w:pStyle w:val="Normal"/>
-        <w:spacing w:lineRule="auto" w:line="480"/>
-        <w:jc w:val="both"/>
-        <w:rPr>
-          <w:rFonts w:ascii="Arial" w:hAnsi="Arial" w:cs="Arial"/>
-          <w:lang w:val="pt-BR"/>
-        </w:rPr>
-      </w:pPr>
-      <w:r>
-        <w:rPr>
-          <w:rFonts w:cs="Arial"/>
-        </w:rPr>
-        <w:t xml:space="preserve">Fez uso de Mamadeira? (    ) sim  ( </w:t>
-      </w:r>
-      <w:r>
-        <w:rPr>
-          <w:rFonts w:cs="Arial"/>
-          <w:lang w:val="pt-BR"/>
-        </w:rPr>
-        <w:t xml:space="preserve"> </w:t>
-      </w:r>
-      <w:r>
-        <w:rPr>
-          <w:rFonts w:cs="Arial"/>
-        </w:rPr>
-        <w:t>) não</w:t>
-        <w:tab/>
-        <w:t>Quanto tempo?</w:t>
-      </w:r>
-      <w:r>
-        <w:rPr>
-          <w:rFonts w:cs="Arial"/>
-          <w:u w:val="none"/>
-          <w:lang w:val="pt-BR"/>
-        </w:rPr>
-        <w:t xml:space="preserve"> Até os 3 anos.</w:t>
-      </w:r>
-    </w:p>
-    <w:p>
-      <w:pPr>
-        <w:pStyle w:val="Normal"/>
-        <w:spacing w:lineRule="auto" w:line="480"/>
-        <w:jc w:val="both"/>
-        <w:rPr>
-          <w:rFonts w:ascii="Arial" w:hAnsi="Arial" w:cs="Arial"/>
-        </w:rPr>
-      </w:pPr>
-      <w:r>
-        <w:rPr>
-          <w:rFonts w:cs="Arial"/>
-        </w:rPr>
-        <w:t>4. ASPECTOS DE DESENVOLVIMENTO PSICOMOTOR</w:t>
-      </w:r>
-    </w:p>
-    <w:p>
-      <w:pPr>
-        <w:pStyle w:val="Normal"/>
-        <w:spacing w:lineRule="auto" w:line="480"/>
-        <w:jc w:val="both"/>
-        <w:rPr>
-          <w:rFonts w:ascii="Arial" w:hAnsi="Arial" w:cs="Arial"/>
-          <w:lang w:val="pt-BR"/>
-        </w:rPr>
-      </w:pPr>
-      <w:r>
-        <w:rPr>
-          <w:rFonts w:cs="Arial"/>
-        </w:rPr>
-        <w:t>(  ) Engatinhou? Quando?</w:t>
-      </w:r>
-      <w:r>
-        <w:rPr>
-          <w:rFonts w:cs="Arial"/>
-          <w:lang w:val="pt-BR"/>
-        </w:rPr>
-        <w:t xml:space="preserve"> </w:t>
-      </w:r>
-    </w:p>
-    <w:p>
-      <w:pPr>
-        <w:pStyle w:val="Normal"/>
-        <w:spacing w:lineRule="auto" w:line="480"/>
-        <w:jc w:val="both"/>
-        <w:rPr>
-          <w:rFonts w:ascii="Arial" w:hAnsi="Arial" w:cs="Arial"/>
           <w:lang w:val="pt-BR"/>
         </w:rPr>
       </w:pPr>
@@ -1316,13 +1410,13 @@
           <w:rFonts w:cs="Arial"/>
           <w:lang w:val="pt-BR"/>
         </w:rPr>
-        <w:t xml:space="preserve"> </w:t>
-      </w:r>
-      <w:r>
-        <w:rPr>
-          <w:rFonts w:cs="Arial"/>
-        </w:rPr>
-        <w:t>) Sentou?</w:t>
+        <w:t>{sentou ? “X” : “”}</w:t>
+      </w:r>
+      <w:r>
+        <w:rPr>
+          <w:rFonts w:cs="Arial"/>
+        </w:rPr>
+        <w:t xml:space="preserve"> ) Sentou?</w:t>
         <w:tab/>
         <w:t>Quando?</w:t>
       </w:r>
@@ -1331,658 +1425,969 @@
           <w:rFonts w:cs="Arial"/>
           <w:lang w:val="pt-BR"/>
         </w:rPr>
+        <w:t xml:space="preserve"> {quandoSentou}</w:t>
+      </w:r>
+    </w:p>
+    <w:p>
+      <w:pPr>
+        <w:pStyle w:val="Normal"/>
+        <w:spacing w:lineRule="auto" w:line="480"/>
+        <w:jc w:val="both"/>
+        <w:rPr>
+          <w:rFonts w:ascii="Arial" w:hAnsi="Arial" w:cs="Arial"/>
+          <w:lang w:val="pt-BR"/>
+        </w:rPr>
+      </w:pPr>
+      <w:r>
+        <w:rPr>
+          <w:rFonts w:cs="Arial"/>
+        </w:rPr>
+        <w:t xml:space="preserve">( </w:t>
+      </w:r>
+      <w:r>
+        <w:rPr>
+          <w:rFonts w:cs="Arial"/>
+          <w:lang w:val="pt-BR"/>
+        </w:rPr>
+        <w:t>{andou ? “X” : “”}</w:t>
+      </w:r>
+      <w:r>
+        <w:rPr>
+          <w:rFonts w:cs="Arial"/>
+        </w:rPr>
+        <w:t xml:space="preserve"> ) Andou? Quando? </w:t>
+      </w:r>
+      <w:r>
+        <w:rPr>
+          <w:rFonts w:cs="Arial"/>
+          <w:lang w:val="pt-BR"/>
+        </w:rPr>
+        <w:t>{quandoAndou}</w:t>
+      </w:r>
+    </w:p>
+    <w:p>
+      <w:pPr>
+        <w:pStyle w:val="Normal"/>
+        <w:spacing w:lineRule="auto" w:line="480"/>
+        <w:jc w:val="both"/>
+        <w:rPr>
+          <w:rFonts w:ascii="Arial" w:hAnsi="Arial" w:cs="Arial"/>
+          <w:lang w:val="pt-BR"/>
+        </w:rPr>
+      </w:pPr>
+      <w:r>
+        <w:rPr>
+          <w:rFonts w:cs="Arial"/>
+        </w:rPr>
+        <w:t xml:space="preserve">( </w:t>
+      </w:r>
+      <w:r>
+        <w:rPr>
+          <w:rFonts w:cs="Arial"/>
+          <w:lang w:val="pt-BR"/>
+        </w:rPr>
+        <w:t>{precisouFisio ? “X” : “”}</w:t>
+      </w:r>
+      <w:r>
+        <w:rPr>
+          <w:rFonts w:cs="Arial"/>
+        </w:rPr>
+        <w:t xml:space="preserve"> ) Precisou de Fisioterapia? Motivo</w:t>
+      </w:r>
+      <w:r>
+        <w:rPr>
+          <w:rFonts w:cs="Arial"/>
+          <w:lang w:val="pt-BR"/>
+        </w:rPr>
+        <w:t xml:space="preserve"> {motivoPrecisouFisio}</w:t>
+      </w:r>
+    </w:p>
+    <w:p>
+      <w:pPr>
+        <w:pStyle w:val="Normal"/>
+        <w:spacing w:lineRule="auto" w:line="480"/>
+        <w:jc w:val="both"/>
+        <w:rPr>
+          <w:rFonts w:ascii="Arial" w:hAnsi="Arial" w:cs="Arial"/>
+        </w:rPr>
+      </w:pPr>
+      <w:r>
+        <w:rPr>
+          <w:rFonts w:cs="Arial"/>
+        </w:rPr>
+        <w:t xml:space="preserve">( </w:t>
+      </w:r>
+      <w:r>
+        <w:rPr>
+          <w:rFonts w:cs="Arial"/>
+          <w:lang w:val="pt-BR"/>
+        </w:rPr>
+        <w:t>{possuiControlEsfinct ? “X” : “”}</w:t>
+      </w:r>
+      <w:r>
+        <w:rPr>
+          <w:rFonts w:cs="Arial"/>
+        </w:rPr>
+        <w:t xml:space="preserve"> ) Possui controle dos esfíncteres</w:t>
+        <w:tab/>
+        <w:t>Quando adquiriu este controle? {quandoAdquiriuControlEsfinct}</w:t>
+      </w:r>
+    </w:p>
+    <w:p>
+      <w:pPr>
+        <w:pStyle w:val="Normal"/>
+        <w:spacing w:lineRule="auto" w:line="480"/>
+        <w:jc w:val="both"/>
+        <w:rPr>
+          <w:rFonts w:ascii="Arial" w:hAnsi="Arial" w:cs="Arial"/>
+        </w:rPr>
+      </w:pPr>
+      <w:r>
+        <w:rPr>
+          <w:rFonts w:cs="Arial"/>
+        </w:rPr>
+        <w:t>5. COMUNICAÇÃO E LINGUAGEM</w:t>
+      </w:r>
+    </w:p>
+    <w:p>
+      <w:pPr>
+        <w:pStyle w:val="Normal"/>
+        <w:spacing w:lineRule="auto" w:line="480"/>
+        <w:jc w:val="both"/>
+        <w:rPr>
+          <w:rFonts w:cs="Arial"/>
+          <w:lang w:val="pt-BR"/>
+        </w:rPr>
+      </w:pPr>
+      <w:r>
+        <w:rPr>
+          <w:rFonts w:cs="Arial"/>
+        </w:rPr>
+        <w:t>Quando falou as primeiras palavras?</w:t>
+      </w:r>
+      <w:r>
+        <w:rPr>
+          <w:rFonts w:cs="Arial"/>
+          <w:lang w:val="pt-BR"/>
+        </w:rPr>
+        <w:t xml:space="preserve"> {quandoFalouPrimei}</w:t>
+      </w:r>
+    </w:p>
+    <w:p>
+      <w:pPr>
+        <w:pStyle w:val="Normal"/>
+        <w:spacing w:lineRule="auto" w:line="480"/>
+        <w:jc w:val="both"/>
+        <w:rPr>
+          <w:rFonts w:ascii="Arial" w:hAnsi="Arial" w:cs="Arial"/>
+          <w:lang w:val="pt-BR"/>
+        </w:rPr>
+      </w:pPr>
+      <w:r>
+        <w:rPr>
+          <w:rFonts w:cs="Arial"/>
+        </w:rPr>
+        <w:t>Qual tipo de comunicação?</w:t>
+      </w:r>
+      <w:r>
+        <w:rPr>
+          <w:rFonts w:cs="Arial"/>
+          <w:lang w:val="pt-BR"/>
+        </w:rPr>
+        <w:t xml:space="preserve"> {qualTpComunic}</w:t>
+      </w:r>
+    </w:p>
+    <w:p>
+      <w:pPr>
+        <w:pStyle w:val="Normal"/>
+        <w:spacing w:lineRule="auto" w:line="480"/>
+        <w:jc w:val="both"/>
+        <w:rPr>
+          <w:rFonts w:ascii="Arial" w:hAnsi="Arial" w:cs="Arial"/>
+        </w:rPr>
+      </w:pPr>
+      <w:r>
+        <w:rPr>
+          <w:rFonts w:cs="Arial"/>
+        </w:rPr>
+        <w:t xml:space="preserve">Distúrbios na comunicação? </w:t>
+      </w:r>
+      <w:r>
+        <w:rPr>
+          <w:rFonts w:cs="Arial"/>
+          <w:lang w:val="pt-BR"/>
+        </w:rPr>
+        <w:t>{temDisturbComunic ? “SIM” : “NÃO”}</w:t>
+        <w:tab/>
+      </w:r>
+      <w:r>
+        <w:rPr>
+          <w:rFonts w:cs="Arial"/>
+        </w:rPr>
+        <w:t xml:space="preserve"> Qual? {qualDisturbComunic} </w:t>
+      </w:r>
+    </w:p>
+    <w:p>
+      <w:pPr>
+        <w:pStyle w:val="Normal"/>
+        <w:spacing w:lineRule="auto" w:line="480"/>
+        <w:rPr>
+          <w:rFonts w:ascii="Arial" w:hAnsi="Arial" w:cs="Arial"/>
+        </w:rPr>
+      </w:pPr>
+      <w:r>
+        <w:rPr>
+          <w:rFonts w:cs="Arial"/>
+        </w:rPr>
+        <w:t>6. ASPECTOS SOCIAIS</w:t>
+      </w:r>
+    </w:p>
+    <w:p>
+      <w:pPr>
+        <w:pStyle w:val="Normal"/>
+        <w:spacing w:lineRule="auto" w:line="480"/>
+        <w:rPr>
+          <w:rFonts w:ascii="Arial" w:hAnsi="Arial" w:cs="Arial"/>
+        </w:rPr>
+      </w:pPr>
+      <w:r>
+        <w:rPr>
+          <w:rFonts w:cs="Arial"/>
+        </w:rPr>
+        <w:t xml:space="preserve">( </w:t>
+      </w:r>
+      <w:r>
+        <w:rPr>
+          <w:rFonts w:cs="Arial"/>
+          <w:lang w:val="pt-BR"/>
+        </w:rPr>
+        <w:t>{eContente ? “X” : “”}</w:t>
+      </w:r>
+      <w:r>
+        <w:rPr>
+          <w:rFonts w:cs="Arial"/>
+        </w:rPr>
+        <w:t xml:space="preserve"> ) Aparentemente demonstra ser uma criança contente? (Autoestima)</w:t>
+      </w:r>
+    </w:p>
+    <w:p>
+      <w:pPr>
+        <w:pStyle w:val="Normal"/>
+        <w:spacing w:lineRule="auto" w:line="480"/>
+        <w:rPr>
+          <w:rFonts w:cs="Arial"/>
+          <w:lang w:val="pt-BR"/>
+        </w:rPr>
+      </w:pPr>
+      <w:r>
+        <w:rPr>
+          <w:rFonts w:cs="Arial"/>
+        </w:rPr>
+        <w:t xml:space="preserve">( </w:t>
+      </w:r>
+      <w:r>
+        <w:rPr>
+          <w:rFonts w:cs="Arial"/>
+          <w:lang w:val="pt-BR"/>
+        </w:rPr>
+        <w:t>{fazAmizFacil ? “X” : “”}</w:t>
+      </w:r>
+      <w:r>
+        <w:rPr>
+          <w:rFonts w:cs="Arial"/>
+        </w:rPr>
+        <w:t xml:space="preserve"> ) Faz amizade facilmente</w:t>
+      </w:r>
+    </w:p>
+    <w:p>
+      <w:pPr>
+        <w:pStyle w:val="Normal"/>
+        <w:spacing w:lineRule="auto" w:line="480"/>
+        <w:rPr>
+          <w:rFonts w:ascii="Arial" w:hAnsi="Arial" w:cs="Arial"/>
+        </w:rPr>
+      </w:pPr>
+      <w:r>
+        <w:rPr>
+          <w:rFonts w:cs="Arial"/>
+        </w:rPr>
+        <w:t xml:space="preserve">( </w:t>
+      </w:r>
+      <w:r>
+        <w:rPr>
+          <w:rFonts w:cs="Arial"/>
+          <w:lang w:val="pt-BR"/>
+        </w:rPr>
+        <w:t>{choraFacil ? “X” : “”}</w:t>
+      </w:r>
+      <w:r>
+        <w:rPr>
+          <w:rFonts w:cs="Arial"/>
+        </w:rPr>
+        <w:t xml:space="preserve"> ) Chora facilmente</w:t>
+      </w:r>
+    </w:p>
+    <w:p>
+      <w:pPr>
+        <w:pStyle w:val="Normal"/>
+        <w:spacing w:lineRule="auto" w:line="480"/>
+        <w:rPr>
+          <w:rFonts w:ascii="Arial" w:hAnsi="Arial" w:cs="Arial"/>
+        </w:rPr>
+      </w:pPr>
+      <w:r>
+        <w:rPr>
+          <w:rFonts w:cs="Arial"/>
+        </w:rPr>
+        <w:t xml:space="preserve">( </w:t>
+      </w:r>
+      <w:r>
+        <w:rPr>
+          <w:rFonts w:cs="Arial"/>
+          <w:lang w:val="pt-BR"/>
+        </w:rPr>
+        <w:t>{reclamaMuito ? “X” : “”}</w:t>
+      </w:r>
+      <w:r>
+        <w:rPr>
+          <w:rFonts w:cs="Arial"/>
+        </w:rPr>
+        <w:t xml:space="preserve"> ) Reclama muito (desmotivado)</w:t>
+      </w:r>
+    </w:p>
+    <w:p>
+      <w:pPr>
+        <w:pStyle w:val="Normal"/>
+        <w:spacing w:lineRule="auto" w:line="480"/>
+        <w:rPr>
+          <w:rFonts w:ascii="Arial" w:hAnsi="Arial" w:cs="Arial"/>
+        </w:rPr>
+      </w:pPr>
+      <w:r>
+        <w:rPr>
+          <w:rFonts w:cs="Arial"/>
+        </w:rPr>
+        <w:t xml:space="preserve">( </w:t>
+      </w:r>
+      <w:r>
+        <w:rPr>
+          <w:rFonts w:cs="Arial"/>
+          <w:lang w:val="pt-BR"/>
+        </w:rPr>
+        <w:t>{resolveSozinhoProb ? “X” : “”}</w:t>
+      </w:r>
+      <w:r>
+        <w:rPr>
+          <w:rFonts w:cs="Arial"/>
+        </w:rPr>
+        <w:t xml:space="preserve"> ) Resolve sozinho os problemas que lhe são apresentados. {obsResolveSozinhoProb}</w:t>
+      </w:r>
+    </w:p>
+    <w:p>
+      <w:pPr>
+        <w:pStyle w:val="Normal"/>
+        <w:spacing w:lineRule="auto" w:line="480"/>
+        <w:rPr>
+          <w:rFonts w:ascii="Arial" w:hAnsi="Arial" w:cs="Arial"/>
+        </w:rPr>
+      </w:pPr>
+      <w:r>
+        <w:rPr>
+          <w:rFonts w:cs="Arial"/>
+        </w:rPr>
+        <w:t xml:space="preserve">( </w:t>
+      </w:r>
+      <w:r>
+        <w:rPr>
+          <w:rFonts w:cs="Arial"/>
+          <w:lang w:val="pt-BR"/>
+        </w:rPr>
+        <w:t>{eAgressivo ? “X” : “”}</w:t>
+      </w:r>
+      <w:r>
+        <w:rPr>
+          <w:rFonts w:cs="Arial"/>
+        </w:rPr>
+        <w:t xml:space="preserve"> ) É agressivo. {obsEAgressivo}</w:t>
+      </w:r>
+    </w:p>
+    <w:p>
+      <w:pPr>
+        <w:pStyle w:val="Normal"/>
+        <w:spacing w:lineRule="auto" w:line="480"/>
+        <w:rPr>
+          <w:rFonts w:ascii="Arial" w:hAnsi="Arial" w:cs="Arial"/>
+        </w:rPr>
+      </w:pPr>
+      <w:r>
+        <w:rPr>
+          <w:rFonts w:cs="Arial"/>
+        </w:rPr>
+        <w:t xml:space="preserve">( </w:t>
+      </w:r>
+      <w:r>
+        <w:rPr>
+          <w:rFonts w:cs="Arial"/>
+          <w:lang w:val="pt-BR"/>
+        </w:rPr>
+        <w:t>{eCooperador ? “X” : “”}</w:t>
+      </w:r>
+      <w:r>
+        <w:rPr>
+          <w:rFonts w:cs="Arial"/>
+        </w:rPr>
+        <w:t xml:space="preserve"> ) É cooperador (não se negando a fazer as coisas)</w:t>
+      </w:r>
+    </w:p>
+    <w:p>
+      <w:pPr>
+        <w:pStyle w:val="Normal"/>
+        <w:spacing w:lineRule="auto" w:line="480"/>
+        <w:rPr>
+          <w:rFonts w:ascii="Arial" w:hAnsi="Arial" w:cs="Arial"/>
+        </w:rPr>
+      </w:pPr>
+      <w:r>
+        <w:rPr>
+          <w:rFonts w:cs="Arial"/>
+        </w:rPr>
+        <w:t xml:space="preserve">( </w:t>
+      </w:r>
+      <w:r>
+        <w:rPr>
+          <w:rFonts w:cs="Arial"/>
+          <w:lang w:val="pt-BR"/>
+        </w:rPr>
+        <w:t>{eIndependente ? “X” : “”}</w:t>
+      </w:r>
+      <w:r>
+        <w:rPr>
+          <w:rFonts w:cs="Arial"/>
+        </w:rPr>
+        <w:t xml:space="preserve"> ) É suficientemente independente, não precisando do auxílio da professora. {obsEIndependente}</w:t>
+      </w:r>
+    </w:p>
+    <w:p>
+      <w:pPr>
+        <w:pStyle w:val="Normal"/>
+        <w:spacing w:lineRule="auto" w:line="480"/>
+        <w:rPr>
+          <w:rFonts w:ascii="Arial" w:hAnsi="Arial" w:cs="Arial"/>
+          <w:lang w:val="pt-BR"/>
+        </w:rPr>
+      </w:pPr>
+      <w:r>
+        <w:rPr>
+          <w:rFonts w:cs="Arial"/>
+        </w:rPr>
+        <w:t xml:space="preserve">( </w:t>
+      </w:r>
+      <w:r>
+        <w:rPr>
+          <w:rFonts w:cs="Arial"/>
+          <w:lang w:val="pt-BR"/>
+        </w:rPr>
+        <w:t>{ajustaFacilNovSit ? “X” : “”}</w:t>
+      </w:r>
+      <w:r>
+        <w:rPr>
+          <w:rFonts w:cs="Arial"/>
+        </w:rPr>
+        <w:t xml:space="preserve"> ) Ajusta-se facilmente às novas situações</w:t>
+      </w:r>
+      <w:r>
+        <w:rPr>
+          <w:rFonts w:cs="Arial"/>
+          <w:lang w:val="pt-BR"/>
+        </w:rPr>
+        <w:t xml:space="preserve"> / Depende da situação e do ambiente. {obsAjustaFacilNovSit}</w:t>
+      </w:r>
+    </w:p>
+    <w:p>
+      <w:pPr>
+        <w:pStyle w:val="Normal"/>
+        <w:spacing w:lineRule="auto" w:line="480"/>
+        <w:rPr>
+          <w:rFonts w:ascii="Arial" w:hAnsi="Arial" w:cs="Arial"/>
+        </w:rPr>
+      </w:pPr>
+      <w:r>
+        <w:rPr>
+          <w:rFonts w:cs="Arial"/>
+        </w:rPr>
+        <w:t xml:space="preserve">( </w:t>
+      </w:r>
+      <w:r>
+        <w:rPr>
+          <w:rFonts w:cs="Arial"/>
+          <w:lang w:val="pt-BR"/>
+        </w:rPr>
+        <w:t>{temConcentNecess ? “X” : “”}</w:t>
+      </w:r>
+      <w:r>
+        <w:rPr>
+          <w:rFonts w:cs="Arial"/>
+        </w:rPr>
+        <w:t xml:space="preserve"> ) Apresenta concentração necessária para as atividades</w:t>
+      </w:r>
+    </w:p>
+    <w:p>
+      <w:pPr>
+        <w:pStyle w:val="Normal"/>
+        <w:spacing w:lineRule="auto" w:line="480"/>
+        <w:rPr>
+          <w:rFonts w:ascii="Arial" w:hAnsi="Arial" w:cs="Arial"/>
+        </w:rPr>
+      </w:pPr>
+      <w:r>
+        <w:rPr>
+          <w:rFonts w:cs="Arial"/>
+        </w:rPr>
+        <w:t xml:space="preserve">( </w:t>
+      </w:r>
+      <w:r>
+        <w:rPr>
+          <w:rFonts w:cs="Arial"/>
+          <w:lang w:val="pt-BR"/>
+        </w:rPr>
+        <w:t>{eInquieto ? “X” : “”}</w:t>
+      </w:r>
+      <w:r>
+        <w:rPr>
+          <w:rFonts w:cs="Arial"/>
+        </w:rPr>
+        <w:t xml:space="preserve"> ) É i</w:t>
+      </w:r>
+      <w:r>
+        <w:rPr>
+          <w:rFonts w:cs="Arial"/>
+          <w:lang w:val="pt-BR"/>
+        </w:rPr>
+        <w:t>n</w:t>
+      </w:r>
+      <w:r>
+        <w:rPr>
+          <w:rFonts w:cs="Arial"/>
+        </w:rPr>
+        <w:t>quieto</w:t>
+      </w:r>
+    </w:p>
+    <w:p>
+      <w:pPr>
+        <w:pStyle w:val="Normal"/>
+        <w:spacing w:lineRule="auto" w:line="480"/>
+        <w:rPr>
+          <w:rFonts w:ascii="Arial" w:hAnsi="Arial" w:cs="Arial"/>
+        </w:rPr>
+      </w:pPr>
+      <w:r>
+        <w:rPr>
+          <w:rFonts w:cs="Arial"/>
+        </w:rPr>
+        <w:t xml:space="preserve">( </w:t>
+      </w:r>
+      <w:r>
+        <w:rPr>
+          <w:rFonts w:cs="Arial"/>
+          <w:lang w:val="pt-BR"/>
+        </w:rPr>
+        <w:t>{partcipNormalGrupo ? “X” : “”}</w:t>
+      </w:r>
+      <w:r>
+        <w:rPr>
+          <w:rFonts w:cs="Arial"/>
+        </w:rPr>
+        <w:t xml:space="preserve"> ) Participa normalmente de atividades em grupo</w:t>
+      </w:r>
+    </w:p>
+    <w:p>
+      <w:pPr>
+        <w:pStyle w:val="Normal"/>
+        <w:spacing w:lineRule="auto" w:line="480"/>
+        <w:rPr>
+          <w:rFonts w:ascii="Arial" w:hAnsi="Arial" w:cs="Arial"/>
+        </w:rPr>
+      </w:pPr>
+      <w:r>
+        <w:rPr>
+          <w:rFonts w:cs="Arial"/>
+        </w:rPr>
+        <w:t xml:space="preserve">( </w:t>
+      </w:r>
+      <w:r>
+        <w:rPr>
+          <w:rFonts w:cs="Arial"/>
+          <w:lang w:val="pt-BR"/>
+        </w:rPr>
+        <w:t>{sabeEsperarVez ? “X” : “”}</w:t>
+      </w:r>
+      <w:r>
+        <w:rPr>
+          <w:rFonts w:cs="Arial"/>
+        </w:rPr>
+        <w:t xml:space="preserve"> ) Sabe esperar a sua vez</w:t>
+      </w:r>
+    </w:p>
+    <w:p>
+      <w:pPr>
+        <w:pStyle w:val="Normal"/>
+        <w:spacing w:lineRule="auto" w:line="480"/>
+        <w:rPr>
+          <w:rFonts w:ascii="Arial" w:hAnsi="Arial" w:cs="Arial"/>
+        </w:rPr>
+      </w:pPr>
+      <w:r>
+        <w:rPr>
+          <w:rFonts w:cs="Arial"/>
+        </w:rPr>
+        <w:t xml:space="preserve">( </w:t>
+      </w:r>
+      <w:r>
+        <w:rPr>
+          <w:rFonts w:cs="Arial"/>
+          <w:lang w:val="pt-BR"/>
+        </w:rPr>
+        <w:t>{obedeceOrdensPrimeira ? “X” : “”}</w:t>
+      </w:r>
+      <w:r>
+        <w:rPr>
+          <w:rFonts w:cs="Arial"/>
+        </w:rPr>
+        <w:t xml:space="preserve"> ) Obedece a ordens dadas na primeira vez. {obsObedeceOrdensPrimeira}</w:t>
+      </w:r>
+    </w:p>
+    <w:p>
+      <w:pPr>
+        <w:pStyle w:val="Normal"/>
+        <w:spacing w:lineRule="auto" w:line="480"/>
+        <w:rPr>
+          <w:rFonts w:ascii="Arial" w:hAnsi="Arial" w:cs="Arial"/>
+        </w:rPr>
+      </w:pPr>
+      <w:r>
+        <w:rPr>
+          <w:rFonts w:cs="Arial"/>
+        </w:rPr>
+        <w:t xml:space="preserve">( </w:t>
+      </w:r>
+      <w:r>
+        <w:rPr>
+          <w:rFonts w:cs="Arial"/>
+          <w:lang w:val="pt-BR"/>
+        </w:rPr>
+        <w:t>{eOrganizado ? “X” : “”}</w:t>
+      </w:r>
+      <w:r>
+        <w:rPr>
+          <w:rFonts w:cs="Arial"/>
+        </w:rPr>
+        <w:t xml:space="preserve"> ) Organizado (materiais; planeja e executa)</w:t>
+      </w:r>
+    </w:p>
+    <w:p>
+      <w:pPr>
+        <w:pStyle w:val="Normal"/>
+        <w:spacing w:lineRule="auto" w:line="480"/>
+        <w:rPr>
+          <w:rFonts w:ascii="Arial" w:hAnsi="Arial" w:cs="Arial"/>
+        </w:rPr>
+      </w:pPr>
+      <w:r>
+        <w:rPr>
+          <w:rFonts w:cs="Arial"/>
+        </w:rPr>
+        <w:t xml:space="preserve">( </w:t>
+      </w:r>
+      <w:r>
+        <w:rPr>
+          <w:rFonts w:cs="Arial"/>
+          <w:lang w:val="pt-BR"/>
+        </w:rPr>
+        <w:t>{conversaSobreSi ? “X” : “”}</w:t>
+      </w:r>
+      <w:r>
+        <w:rPr>
+          <w:rFonts w:cs="Arial"/>
+        </w:rPr>
+        <w:t xml:space="preserve"> ) Conversa sobre si</w:t>
+      </w:r>
+    </w:p>
+    <w:p>
+      <w:pPr>
+        <w:pStyle w:val="Normal"/>
+        <w:spacing w:lineRule="auto" w:line="480"/>
+        <w:rPr>
+          <w:rFonts w:ascii="Arial" w:hAnsi="Arial" w:cs="Arial"/>
+          <w:lang w:val="pt-BR"/>
+        </w:rPr>
+      </w:pPr>
+      <w:r>
+        <w:rPr>
+          <w:rFonts w:cs="Arial"/>
+        </w:rPr>
+        <w:t xml:space="preserve">( </w:t>
+      </w:r>
+      <w:r>
+        <w:rPr>
+          <w:rFonts w:cs="Arial"/>
+          <w:lang w:val="pt-BR"/>
+        </w:rPr>
+        <w:t>{apresentaTensaoAnsiedade ? “X” : “”}</w:t>
+      </w:r>
+      <w:r>
+        <w:rPr>
+          <w:rFonts w:cs="Arial"/>
+        </w:rPr>
+        <w:t xml:space="preserve"> ) Apresenta algum tipo de tensão ou ansiedade</w:t>
+      </w:r>
+      <w:r>
+        <w:rPr>
+          <w:rFonts w:cs="Arial"/>
+          <w:lang w:val="pt-BR"/>
+        </w:rPr>
+        <w:t xml:space="preserve"> / Fica ansioso ao informar que teria algum passeio. </w:t>
+      </w:r>
+    </w:p>
+    <w:p>
+      <w:pPr>
+        <w:pStyle w:val="Normal"/>
+        <w:spacing w:lineRule="auto" w:line="480"/>
+        <w:rPr>
+          <w:rFonts w:ascii="Arial" w:hAnsi="Arial" w:cs="Arial"/>
+          <w:lang w:val="pt-BR"/>
+        </w:rPr>
+      </w:pPr>
+      <w:r>
+        <w:rPr>
+          <w:rFonts w:cs="Arial"/>
+        </w:rPr>
+        <w:t xml:space="preserve">( </w:t>
+      </w:r>
+      <w:r>
+        <w:rPr>
+          <w:rFonts w:cs="Arial"/>
+          <w:lang w:val="pt-BR"/>
+        </w:rPr>
+        <w:t>{temMania ? “X” : “”}</w:t>
+      </w:r>
+      <w:r>
+        <w:rPr>
+          <w:rFonts w:cs="Arial"/>
+        </w:rPr>
+        <w:t xml:space="preserve"> ) Tem algum tipo de mania? Se s</w:t>
+      </w:r>
+      <w:r>
+        <w:rPr>
+          <w:rFonts w:cs="Arial"/>
+          <w:lang w:val="pt-BR"/>
+        </w:rPr>
+        <w:t xml:space="preserve">im, </w:t>
+      </w:r>
+      <w:r>
+        <w:rPr>
+          <w:rFonts w:cs="Arial"/>
+        </w:rPr>
+        <w:t>Qual?</w:t>
+      </w:r>
+      <w:r>
+        <w:rPr>
+          <w:rFonts w:cs="Arial"/>
+          <w:lang w:val="pt-BR"/>
+        </w:rPr>
+        <w:t xml:space="preserve"> {qualMania}</w:t>
+      </w:r>
+    </w:p>
+    <w:p>
+      <w:pPr>
+        <w:pStyle w:val="Normal"/>
+        <w:spacing w:lineRule="auto" w:line="480"/>
+        <w:rPr>
+          <w:rFonts w:ascii="Arial" w:hAnsi="Arial" w:cs="Arial"/>
+        </w:rPr>
+      </w:pPr>
+      <w:r>
+        <w:rPr>
+          <w:rFonts w:cs="Arial"/>
+        </w:rPr>
+        <w:t xml:space="preserve">( </w:t>
+      </w:r>
+      <w:r>
+        <w:rPr>
+          <w:rFonts w:cs="Arial"/>
+          <w:lang w:val="pt-BR"/>
+        </w:rPr>
+        <w:t>{amarraCadarcoSo ? “X” : “”}</w:t>
+      </w:r>
+      <w:r>
+        <w:rPr>
+          <w:rFonts w:cs="Arial"/>
+        </w:rPr>
+        <w:t xml:space="preserve"> ) Amarra o cadarço sozinho</w:t>
+      </w:r>
+    </w:p>
+    <w:p>
+      <w:pPr>
+        <w:pStyle w:val="Normal"/>
+        <w:spacing w:lineRule="auto" w:line="480"/>
+        <w:rPr>
+          <w:rFonts w:ascii="Arial" w:hAnsi="Arial" w:cs="Arial"/>
+        </w:rPr>
+      </w:pPr>
+      <w:r>
+        <w:rPr>
+          <w:rFonts w:cs="Arial"/>
+        </w:rPr>
+        <w:t xml:space="preserve">( </w:t>
+      </w:r>
+      <w:r>
+        <w:rPr>
+          <w:rFonts w:cs="Arial"/>
+          <w:lang w:val="pt-BR"/>
+        </w:rPr>
+        <w:t>{necessVariasBanheiro ? “X” : “”}</w:t>
+      </w:r>
+      <w:r>
+        <w:rPr>
+          <w:rFonts w:cs="Arial"/>
+        </w:rPr>
+        <w:t xml:space="preserve"> ) Necessita sair várias vezes para ir ao banheiro</w:t>
+      </w:r>
+    </w:p>
+    <w:p>
+      <w:pPr>
+        <w:pStyle w:val="Normal"/>
+        <w:spacing w:lineRule="auto" w:line="480"/>
+        <w:rPr>
+          <w:rFonts w:ascii="Arial" w:hAnsi="Arial" w:cs="Arial"/>
+        </w:rPr>
+      </w:pPr>
+      <w:r>
+        <w:rPr>
+          <w:rFonts w:cs="Arial"/>
+        </w:rPr>
+        <w:t xml:space="preserve">( </w:t>
+      </w:r>
+      <w:r>
+        <w:rPr>
+          <w:rFonts w:cs="Arial"/>
+          <w:lang w:val="pt-BR"/>
+        </w:rPr>
+        <w:t>{reconheDificulda ? “X” : “”}</w:t>
+      </w:r>
+      <w:r>
+        <w:rPr>
+          <w:rFonts w:cs="Arial"/>
+        </w:rPr>
+        <w:t xml:space="preserve"> ) Reconhece suas dificuldades</w:t>
+      </w:r>
+    </w:p>
+    <w:p>
+      <w:pPr>
+        <w:pStyle w:val="Normal"/>
+        <w:spacing w:lineRule="auto" w:line="480"/>
+        <w:rPr>
+          <w:rFonts w:ascii="Arial" w:hAnsi="Arial" w:cs="Arial"/>
+        </w:rPr>
+      </w:pPr>
+      <w:r>
+        <w:rPr>
+          <w:rFonts w:cs="Arial"/>
+        </w:rPr>
+        <w:t xml:space="preserve">( </w:t>
+      </w:r>
+      <w:r>
+        <w:rPr>
+          <w:rFonts w:cs="Arial"/>
+          <w:lang w:val="pt-BR"/>
+        </w:rPr>
+        <w:t>{usaBanheiroSo ? “X” : “”}</w:t>
+      </w:r>
+      <w:r>
+        <w:rPr>
+          <w:rFonts w:cs="Arial"/>
+        </w:rPr>
+        <w:t xml:space="preserve"> ) Faz uso do banheiro sozinho</w:t>
+      </w:r>
+    </w:p>
+    <w:p>
+      <w:pPr>
+        <w:pStyle w:val="Normal"/>
+        <w:spacing w:lineRule="auto" w:line="480"/>
+        <w:rPr>
+          <w:rFonts w:ascii="Arial" w:hAnsi="Arial" w:cs="Arial"/>
+        </w:rPr>
+      </w:pPr>
+      <w:r>
+        <w:rPr>
+          <w:rFonts w:cs="Arial"/>
+          <w:lang w:val="pt-BR"/>
+        </w:rPr>
+        <w:t xml:space="preserve">( </w:t>
+      </w:r>
+      <w:r>
+        <w:rPr>
+          <w:rFonts w:cs="Arial"/>
+          <w:lang w:val="pt-BR"/>
+        </w:rPr>
+        <w:t>{alimentaSo ? “X” : “”}</w:t>
+      </w:r>
+      <w:r>
+        <w:rPr>
+          <w:rFonts w:cs="Arial"/>
+          <w:lang w:val="pt-BR"/>
+        </w:rPr>
+        <w:t xml:space="preserve"> )</w:t>
+      </w:r>
+      <w:r>
+        <w:rPr>
+          <w:rFonts w:cs="Arial"/>
+        </w:rPr>
+        <w:t xml:space="preserve"> Alimenta-se sozinho</w:t>
+      </w:r>
+    </w:p>
+    <w:p>
+      <w:pPr>
+        <w:pStyle w:val="Normal"/>
+        <w:spacing w:lineRule="auto" w:line="480"/>
+        <w:rPr>
+          <w:rFonts w:ascii="Arial" w:hAnsi="Arial" w:cs="Arial"/>
+        </w:rPr>
+      </w:pPr>
+      <w:r>
+        <w:rPr>
+          <w:rFonts w:cs="Arial"/>
+        </w:rPr>
+        <w:t>7.  ASPECTOS SOCIAIS ESPECÍFICOS PARA EMEI E CRECHE</w:t>
+      </w:r>
+    </w:p>
+    <w:p>
+      <w:pPr>
+        <w:pStyle w:val="Normal"/>
+        <w:spacing w:lineRule="auto" w:line="480"/>
+        <w:rPr>
+          <w:rFonts w:cs="Arial"/>
+          <w:lang w:val="pt-BR"/>
+        </w:rPr>
+      </w:pPr>
+      <w:r>
+        <w:rPr>
+          <w:rFonts w:cs="Arial"/>
+        </w:rPr>
+        <w:t>Frequentou alguma escola?</w:t>
+      </w:r>
+      <w:r>
+        <w:rPr>
+          <w:rFonts w:cs="Arial"/>
+          <w:lang w:val="pt-BR"/>
+        </w:rPr>
         <w:t xml:space="preserve"> </w:t>
       </w:r>
-    </w:p>
-    <w:p>
-      <w:pPr>
-        <w:pStyle w:val="Normal"/>
-        <w:spacing w:lineRule="auto" w:line="480"/>
-        <w:jc w:val="both"/>
-        <w:rPr>
-          <w:rFonts w:ascii="Arial" w:hAnsi="Arial" w:cs="Arial"/>
-          <w:lang w:val="pt-BR"/>
-        </w:rPr>
-      </w:pPr>
-      <w:r>
-        <w:rPr>
-          <w:rFonts w:cs="Arial"/>
-        </w:rPr>
-        <w:t>(</w:t>
-      </w:r>
-      <w:r>
-        <w:rPr>
-          <w:rFonts w:cs="Arial"/>
-          <w:lang w:val="pt-BR"/>
-        </w:rPr>
-        <w:t xml:space="preserve"> </w:t>
-      </w:r>
-      <w:r>
-        <w:rPr>
-          <w:rFonts w:cs="Arial"/>
-        </w:rPr>
-        <w:t xml:space="preserve"> ) Andou? Quando? </w:t>
-      </w:r>
-    </w:p>
-    <w:p>
-      <w:pPr>
-        <w:pStyle w:val="Normal"/>
-        <w:spacing w:lineRule="auto" w:line="480"/>
-        <w:jc w:val="both"/>
-        <w:rPr>
-          <w:rFonts w:ascii="Arial" w:hAnsi="Arial" w:cs="Arial"/>
-          <w:lang w:val="pt-BR"/>
-        </w:rPr>
-      </w:pPr>
-      <w:r>
-        <w:rPr>
-          <w:rFonts w:cs="Arial"/>
-        </w:rPr>
-        <w:t>(    ) Precisou de Fisioterapia? Motivo____________</w:t>
-      </w:r>
-      <w:r>
-        <w:rPr>
-          <w:rFonts w:cs="Arial"/>
-          <w:lang w:val="pt-BR"/>
-        </w:rPr>
-        <w:t>_________</w:t>
-      </w:r>
-    </w:p>
-    <w:p>
-      <w:pPr>
-        <w:pStyle w:val="Normal"/>
-        <w:spacing w:lineRule="auto" w:line="480"/>
-        <w:jc w:val="both"/>
-        <w:rPr>
-          <w:rFonts w:ascii="Arial" w:hAnsi="Arial" w:cs="Arial"/>
-        </w:rPr>
-      </w:pPr>
-      <w:r>
-        <w:rPr>
-          <w:rFonts w:cs="Arial"/>
-        </w:rPr>
-        <w:t>(    ) Possui controle dos esfíncteres</w:t>
-        <w:tab/>
-        <w:t>Quando adquiriu este controle?______________</w:t>
-      </w:r>
-    </w:p>
-    <w:p>
-      <w:pPr>
-        <w:pStyle w:val="Normal"/>
-        <w:spacing w:lineRule="auto" w:line="480"/>
-        <w:jc w:val="both"/>
-        <w:rPr>
-          <w:rFonts w:ascii="Arial" w:hAnsi="Arial" w:cs="Arial"/>
-        </w:rPr>
-      </w:pPr>
-      <w:r>
-        <w:rPr>
-          <w:rFonts w:cs="Arial"/>
-        </w:rPr>
-        <w:t>5. COMUNICAÇÃO E LINGUAGEM</w:t>
-      </w:r>
-    </w:p>
-    <w:p>
-      <w:pPr>
-        <w:pStyle w:val="Normal"/>
-        <w:spacing w:lineRule="auto" w:line="480"/>
-        <w:jc w:val="both"/>
-        <w:rPr>
-          <w:rFonts w:cs="Arial"/>
-          <w:lang w:val="pt-BR"/>
-        </w:rPr>
-      </w:pPr>
-      <w:r>
-        <w:rPr>
-          <w:rFonts w:cs="Arial"/>
-        </w:rPr>
-        <w:t>Quando falou as primeiras palavras?</w:t>
-      </w:r>
-      <w:r>
-        <w:rPr>
-          <w:rFonts w:cs="Arial"/>
-          <w:lang w:val="pt-BR"/>
-        </w:rPr>
-        <w:t xml:space="preserve"> </w:t>
-      </w:r>
-    </w:p>
-    <w:p>
-      <w:pPr>
-        <w:pStyle w:val="Normal"/>
-        <w:spacing w:lineRule="auto" w:line="480"/>
-        <w:jc w:val="both"/>
-        <w:rPr>
-          <w:rFonts w:ascii="Arial" w:hAnsi="Arial" w:cs="Arial"/>
-          <w:lang w:val="pt-BR"/>
-        </w:rPr>
-      </w:pPr>
-      <w:r>
-        <w:rPr>
-          <w:rFonts w:cs="Arial"/>
-        </w:rPr>
-        <w:t>Qual tipo de comunicação?</w:t>
-      </w:r>
-      <w:r>
-        <w:rPr>
-          <w:rFonts w:cs="Arial"/>
-          <w:lang w:val="pt-BR"/>
-        </w:rPr>
-        <w:t xml:space="preserve"> </w:t>
-      </w:r>
-    </w:p>
-    <w:p>
-      <w:pPr>
-        <w:pStyle w:val="Normal"/>
-        <w:spacing w:lineRule="auto" w:line="480"/>
-        <w:jc w:val="both"/>
-        <w:rPr>
-          <w:rFonts w:ascii="Arial" w:hAnsi="Arial" w:cs="Arial"/>
-        </w:rPr>
-      </w:pPr>
-      <w:r>
-        <w:rPr>
-          <w:rFonts w:cs="Arial"/>
-        </w:rPr>
-        <w:t xml:space="preserve">Distúrbios na comunicação?(   ) sim  (  ) não Qual?_____________________________ </w:t>
-      </w:r>
-    </w:p>
-    <w:p>
-      <w:pPr>
-        <w:pStyle w:val="Normal"/>
-        <w:spacing w:lineRule="auto" w:line="480"/>
-        <w:rPr>
-          <w:rFonts w:ascii="Arial" w:hAnsi="Arial" w:cs="Arial"/>
-        </w:rPr>
-      </w:pPr>
-      <w:r>
-        <w:rPr>
-          <w:rFonts w:cs="Arial"/>
-        </w:rPr>
-        <w:t>6. ASPECTOS SOCIAIS</w:t>
-      </w:r>
-    </w:p>
-    <w:p>
-      <w:pPr>
-        <w:pStyle w:val="Normal"/>
-        <w:spacing w:lineRule="auto" w:line="480"/>
-        <w:rPr>
-          <w:rFonts w:ascii="Arial" w:hAnsi="Arial" w:cs="Arial"/>
-        </w:rPr>
-      </w:pPr>
-      <w:r>
-        <w:rPr>
-          <w:rFonts w:cs="Arial"/>
-        </w:rPr>
-        <w:t>(</w:t>
-      </w:r>
-      <w:r>
-        <w:rPr>
-          <w:rFonts w:cs="Arial"/>
-          <w:lang w:val="pt-BR"/>
-        </w:rPr>
-        <w:t xml:space="preserve"> </w:t>
-      </w:r>
-      <w:r>
-        <w:rPr>
-          <w:rFonts w:cs="Arial"/>
-        </w:rPr>
-        <w:t>) Aparentemente demonstra ser uma criança contente? (Autoestima)</w:t>
-      </w:r>
-    </w:p>
-    <w:p>
-      <w:pPr>
-        <w:pStyle w:val="Normal"/>
-        <w:spacing w:lineRule="auto" w:line="480"/>
-        <w:rPr>
-          <w:rFonts w:ascii="Arial" w:hAnsi="Arial" w:cs="Arial"/>
-        </w:rPr>
-      </w:pPr>
-      <w:r>
-        <w:rPr>
-          <w:rFonts w:cs="Arial"/>
-        </w:rPr>
-        <w:t>(    ) Frequentou alguma escola</w:t>
-        <w:tab/>
-        <w:t>Qual?____________________________________</w:t>
-      </w:r>
-    </w:p>
-    <w:p>
-      <w:pPr>
-        <w:pStyle w:val="Normal"/>
-        <w:spacing w:lineRule="auto" w:line="480"/>
-        <w:rPr>
-          <w:rFonts w:cs="Arial"/>
-          <w:lang w:val="pt-BR"/>
-        </w:rPr>
-      </w:pPr>
-      <w:r>
-        <w:rPr>
-          <w:rFonts w:cs="Arial"/>
-        </w:rPr>
-        <w:t>(  )Faz amizade facilmente</w:t>
-      </w:r>
-    </w:p>
-    <w:p>
-      <w:pPr>
-        <w:pStyle w:val="Normal"/>
-        <w:spacing w:lineRule="auto" w:line="480"/>
-        <w:rPr>
-          <w:rFonts w:ascii="Arial" w:hAnsi="Arial" w:cs="Arial"/>
-        </w:rPr>
-      </w:pPr>
-      <w:r>
-        <w:rPr>
-          <w:rFonts w:cs="Arial"/>
-        </w:rPr>
-        <w:t>(  )Chora facilmente</w:t>
-      </w:r>
-    </w:p>
-    <w:p>
-      <w:pPr>
-        <w:pStyle w:val="Normal"/>
-        <w:spacing w:lineRule="auto" w:line="480"/>
-        <w:rPr>
-          <w:rFonts w:ascii="Arial" w:hAnsi="Arial" w:cs="Arial"/>
-        </w:rPr>
-      </w:pPr>
-      <w:r>
-        <w:rPr>
-          <w:rFonts w:cs="Arial"/>
-        </w:rPr>
-        <w:t>(    ) Reclama muito (desmotivado)</w:t>
-      </w:r>
-    </w:p>
-    <w:p>
-      <w:pPr>
-        <w:pStyle w:val="Normal"/>
-        <w:spacing w:lineRule="auto" w:line="480"/>
-        <w:rPr>
-          <w:rFonts w:ascii="Arial" w:hAnsi="Arial" w:cs="Arial"/>
-        </w:rPr>
-      </w:pPr>
-      <w:r>
-        <w:rPr>
-          <w:rFonts w:cs="Arial"/>
-        </w:rPr>
-        <w:t>(  ) Resolve sozinho os problemas que lhe são apresentados</w:t>
-      </w:r>
-    </w:p>
-    <w:p>
-      <w:pPr>
-        <w:pStyle w:val="Normal"/>
-        <w:spacing w:lineRule="auto" w:line="480"/>
-        <w:rPr>
-          <w:rFonts w:ascii="Arial" w:hAnsi="Arial" w:cs="Arial"/>
-        </w:rPr>
-      </w:pPr>
-      <w:r>
-        <w:rPr>
-          <w:rFonts w:cs="Arial"/>
-        </w:rPr>
-        <w:t>(</w:t>
-      </w:r>
-      <w:r>
-        <w:rPr>
-          <w:rFonts w:cs="Arial"/>
-          <w:lang w:val="pt-BR"/>
-        </w:rPr>
-        <w:t xml:space="preserve"> </w:t>
-      </w:r>
-      <w:r>
-        <w:rPr>
-          <w:rFonts w:cs="Arial"/>
-        </w:rPr>
-        <w:t xml:space="preserve"> ) É agressivo</w:t>
-      </w:r>
-    </w:p>
-    <w:p>
-      <w:pPr>
-        <w:pStyle w:val="Normal"/>
-        <w:spacing w:lineRule="auto" w:line="480"/>
-        <w:rPr>
-          <w:rFonts w:ascii="Arial" w:hAnsi="Arial" w:cs="Arial"/>
-        </w:rPr>
-      </w:pPr>
-      <w:r>
-        <w:rPr>
-          <w:rFonts w:cs="Arial"/>
-        </w:rPr>
-        <w:t>(   ) É cooperador (não se negando a fazer as coisas)</w:t>
-      </w:r>
-    </w:p>
-    <w:p>
-      <w:pPr>
-        <w:pStyle w:val="Normal"/>
-        <w:spacing w:lineRule="auto" w:line="480"/>
-        <w:rPr>
-          <w:rFonts w:ascii="Arial" w:hAnsi="Arial" w:cs="Arial"/>
-        </w:rPr>
-      </w:pPr>
-      <w:r>
-        <w:rPr>
-          <w:rFonts w:cs="Arial"/>
-        </w:rPr>
-        <w:t>(    ) É suficientemente independente, não precisando do auxílio da professora</w:t>
-      </w:r>
-    </w:p>
-    <w:p>
-      <w:pPr>
-        <w:pStyle w:val="Normal"/>
-        <w:spacing w:lineRule="auto" w:line="480"/>
-        <w:rPr>
-          <w:rFonts w:ascii="Arial" w:hAnsi="Arial" w:cs="Arial"/>
-          <w:lang w:val="pt-BR"/>
-        </w:rPr>
-      </w:pPr>
-      <w:r>
-        <w:rPr>
-          <w:rFonts w:cs="Arial"/>
-        </w:rPr>
-        <w:t>(  ) Ajusta-se facilmente às novas situações</w:t>
-      </w:r>
-      <w:r>
-        <w:rPr>
-          <w:rFonts w:cs="Arial"/>
-          <w:lang w:val="pt-BR"/>
-        </w:rPr>
-        <w:t xml:space="preserve"> / Depende da situação e do ambiente.</w:t>
-      </w:r>
-    </w:p>
-    <w:p>
-      <w:pPr>
-        <w:pStyle w:val="Normal"/>
-        <w:spacing w:lineRule="auto" w:line="480"/>
-        <w:rPr>
-          <w:rFonts w:ascii="Arial" w:hAnsi="Arial" w:cs="Arial"/>
-        </w:rPr>
-      </w:pPr>
-      <w:r>
-        <w:rPr>
-          <w:rFonts w:cs="Arial"/>
-        </w:rPr>
-        <w:t>(  ) Apresenta concentração necessária para as atividades</w:t>
-      </w:r>
-    </w:p>
-    <w:p>
-      <w:pPr>
-        <w:pStyle w:val="Normal"/>
-        <w:spacing w:lineRule="auto" w:line="480"/>
-        <w:rPr>
-          <w:rFonts w:ascii="Arial" w:hAnsi="Arial" w:cs="Arial"/>
-        </w:rPr>
-      </w:pPr>
-      <w:r>
-        <w:rPr>
-          <w:rFonts w:cs="Arial"/>
-        </w:rPr>
-        <w:t>(  ) É i</w:t>
-      </w:r>
-      <w:r>
-        <w:rPr>
-          <w:rFonts w:cs="Arial"/>
-          <w:lang w:val="pt-BR"/>
-        </w:rPr>
-        <w:t>n</w:t>
-      </w:r>
-      <w:r>
-        <w:rPr>
-          <w:rFonts w:cs="Arial"/>
-        </w:rPr>
-        <w:t>quieto</w:t>
-      </w:r>
-    </w:p>
-    <w:p>
-      <w:pPr>
-        <w:pStyle w:val="Normal"/>
-        <w:spacing w:lineRule="auto" w:line="480"/>
-        <w:rPr>
-          <w:rFonts w:ascii="Arial" w:hAnsi="Arial" w:cs="Arial"/>
-        </w:rPr>
-      </w:pPr>
-      <w:r>
-        <w:rPr>
-          <w:rFonts w:cs="Arial"/>
-        </w:rPr>
-        <w:t>(  ) Participa normalmente de atividades em grupo</w:t>
-      </w:r>
-    </w:p>
-    <w:p>
-      <w:pPr>
-        <w:pStyle w:val="Normal"/>
-        <w:spacing w:lineRule="auto" w:line="480"/>
-        <w:rPr>
-          <w:rFonts w:ascii="Arial" w:hAnsi="Arial" w:cs="Arial"/>
-        </w:rPr>
-      </w:pPr>
-      <w:r>
-        <w:rPr>
-          <w:rFonts w:cs="Arial"/>
-        </w:rPr>
-        <w:t>(    ) Sabe esperar a sua vez</w:t>
-      </w:r>
-    </w:p>
-    <w:p>
-      <w:pPr>
-        <w:pStyle w:val="Normal"/>
-        <w:spacing w:lineRule="auto" w:line="480"/>
-        <w:rPr>
-          <w:rFonts w:ascii="Arial" w:hAnsi="Arial" w:cs="Arial"/>
-        </w:rPr>
-      </w:pPr>
-      <w:r>
-        <w:rPr>
-          <w:rFonts w:cs="Arial"/>
-        </w:rPr>
-        <w:t>(  ) Obedece a ordens dadas na primeira vez</w:t>
-      </w:r>
-    </w:p>
-    <w:p>
-      <w:pPr>
-        <w:pStyle w:val="Normal"/>
-        <w:spacing w:lineRule="auto" w:line="480"/>
-        <w:rPr>
-          <w:rFonts w:ascii="Arial" w:hAnsi="Arial" w:cs="Arial"/>
-        </w:rPr>
-      </w:pPr>
-      <w:r>
-        <w:rPr>
-          <w:rFonts w:cs="Arial"/>
-        </w:rPr>
-        <w:t>(  )Organizado (materiais; planeja e executa)</w:t>
-      </w:r>
-    </w:p>
-    <w:p>
-      <w:pPr>
-        <w:pStyle w:val="Normal"/>
-        <w:spacing w:lineRule="auto" w:line="480"/>
-        <w:rPr>
-          <w:rFonts w:ascii="Arial" w:hAnsi="Arial" w:cs="Arial"/>
-        </w:rPr>
-      </w:pPr>
-      <w:r>
-        <w:rPr>
-          <w:rFonts w:cs="Arial"/>
-        </w:rPr>
-        <w:t>(  ) Conversa sobre si</w:t>
-      </w:r>
-    </w:p>
-    <w:p>
-      <w:pPr>
-        <w:pStyle w:val="Normal"/>
-        <w:spacing w:lineRule="auto" w:line="480"/>
-        <w:rPr>
-          <w:rFonts w:ascii="Arial" w:hAnsi="Arial" w:cs="Arial"/>
-          <w:lang w:val="pt-BR"/>
-        </w:rPr>
-      </w:pPr>
-      <w:r>
-        <w:rPr>
-          <w:rFonts w:cs="Arial"/>
-        </w:rPr>
-        <w:t>(  ) Apresenta algum tipo de tensão ou ansiedade</w:t>
-      </w:r>
-      <w:r>
-        <w:rPr>
-          <w:rFonts w:cs="Arial"/>
-          <w:lang w:val="pt-BR"/>
-        </w:rPr>
-        <w:t xml:space="preserve"> / Fica ansioso ao informar que teria algum passeio. </w:t>
-      </w:r>
-    </w:p>
-    <w:p>
-      <w:pPr>
-        <w:pStyle w:val="Normal"/>
-        <w:spacing w:lineRule="auto" w:line="480"/>
-        <w:rPr>
-          <w:rFonts w:ascii="Arial" w:hAnsi="Arial" w:cs="Arial"/>
-          <w:lang w:val="pt-BR"/>
-        </w:rPr>
-      </w:pPr>
-      <w:r>
-        <w:rPr>
-          <w:rFonts w:cs="Arial"/>
-        </w:rPr>
-        <w:t xml:space="preserve">(  ) Tem algum tipo de mania? </w:t>
-      </w:r>
-      <w:r>
-        <w:rPr>
-          <w:rFonts w:cs="Arial"/>
-          <w:lang w:val="pt-BR"/>
-        </w:rPr>
-        <w:t xml:space="preserve">Sim </w:t>
-      </w:r>
-      <w:r>
-        <w:rPr>
-          <w:rFonts w:cs="Arial"/>
-        </w:rPr>
-        <w:t>Qual?</w:t>
-      </w:r>
-      <w:r>
-        <w:rPr>
-          <w:rFonts w:cs="Arial"/>
-          <w:lang w:val="pt-BR"/>
-        </w:rPr>
-        <w:t xml:space="preserve"> Ficar catucando a mãe em vários momentos.</w:t>
-      </w:r>
-    </w:p>
-    <w:p>
-      <w:pPr>
-        <w:pStyle w:val="Normal"/>
-        <w:spacing w:lineRule="auto" w:line="480"/>
-        <w:rPr>
-          <w:rFonts w:ascii="Arial" w:hAnsi="Arial" w:cs="Arial"/>
-        </w:rPr>
-      </w:pPr>
-      <w:r>
-        <w:rPr>
-          <w:rFonts w:cs="Arial"/>
-        </w:rPr>
-        <w:t>(    ) Amarra o cadarço sozinho</w:t>
-      </w:r>
-    </w:p>
-    <w:p>
-      <w:pPr>
-        <w:pStyle w:val="Normal"/>
-        <w:spacing w:lineRule="auto" w:line="480"/>
-        <w:rPr>
-          <w:rFonts w:ascii="Arial" w:hAnsi="Arial" w:cs="Arial"/>
-        </w:rPr>
-      </w:pPr>
-      <w:r>
-        <w:rPr>
-          <w:rFonts w:cs="Arial"/>
-        </w:rPr>
-        <w:t>(  ) Necessita sair várias vezes para ir ao banheiro</w:t>
-      </w:r>
-    </w:p>
-    <w:p>
-      <w:pPr>
-        <w:pStyle w:val="Normal"/>
-        <w:spacing w:lineRule="auto" w:line="480"/>
-        <w:rPr>
-          <w:rFonts w:ascii="Arial" w:hAnsi="Arial" w:cs="Arial"/>
-        </w:rPr>
-      </w:pPr>
-      <w:r>
-        <w:rPr>
-          <w:rFonts w:cs="Arial"/>
-        </w:rPr>
-        <w:t>(  ) Reconhece suas dificuldades</w:t>
-      </w:r>
-    </w:p>
-    <w:p>
-      <w:pPr>
-        <w:pStyle w:val="Normal"/>
-        <w:spacing w:lineRule="auto" w:line="480"/>
-        <w:rPr>
-          <w:rFonts w:ascii="Arial" w:hAnsi="Arial" w:cs="Arial"/>
-        </w:rPr>
-      </w:pPr>
-      <w:r>
-        <w:rPr>
-          <w:rFonts w:cs="Arial"/>
-        </w:rPr>
-        <w:t>(    ) Faz uso do banheiro sozinho</w:t>
-      </w:r>
-    </w:p>
-    <w:p>
-      <w:pPr>
-        <w:pStyle w:val="Normal"/>
-        <w:spacing w:lineRule="auto" w:line="480"/>
-        <w:rPr>
-          <w:rFonts w:ascii="Arial" w:hAnsi="Arial" w:cs="Arial"/>
-        </w:rPr>
-      </w:pPr>
-      <w:r>
-        <w:rPr>
-          <w:rFonts w:cs="Arial"/>
-          <w:lang w:val="pt-BR"/>
-        </w:rPr>
-        <w:t>(  )</w:t>
-      </w:r>
-      <w:r>
-        <w:rPr>
-          <w:rFonts w:cs="Arial"/>
-        </w:rPr>
-        <w:t xml:space="preserve"> Alimenta-se sozinho</w:t>
-      </w:r>
-    </w:p>
-    <w:p>
-      <w:pPr>
-        <w:pStyle w:val="Normal"/>
-        <w:spacing w:lineRule="auto" w:line="480"/>
-        <w:rPr>
-          <w:rFonts w:ascii="Arial" w:hAnsi="Arial" w:cs="Arial"/>
-        </w:rPr>
-      </w:pPr>
-      <w:r>
-        <w:rPr>
-          <w:rFonts w:cs="Arial"/>
-        </w:rPr>
-        <w:t>7.  ASPECTOS SOCIAIS ESPECÍFICOS PARA EMEI E CRECHE</w:t>
-      </w:r>
-    </w:p>
-    <w:p>
-      <w:pPr>
-        <w:pStyle w:val="Normal"/>
-        <w:spacing w:lineRule="auto" w:line="480"/>
-        <w:rPr>
-          <w:rFonts w:cs="Arial"/>
-          <w:lang w:val="pt-BR"/>
-        </w:rPr>
-      </w:pPr>
-      <w:r>
-        <w:rPr>
-          <w:rFonts w:cs="Arial"/>
-        </w:rPr>
-        <w:t>Frequentou alguma escola?</w:t>
-      </w:r>
-      <w:r>
-        <w:rPr>
-          <w:rFonts w:cs="Arial"/>
-          <w:lang w:val="pt-BR"/>
-        </w:rPr>
-        <w:t xml:space="preserve"> </w:t>
+      <w:r>
+        <w:rPr>
+          <w:rFonts w:cs="Arial"/>
+          <w:lang w:val="pt-BR"/>
+        </w:rPr>
+        <w:t>{freqEscola ? “SIM” : “NÃO”}</w:t>
       </w:r>
       <w:r>
         <w:rPr>
@@ -1996,23 +2401,53 @@
           <w:rFonts w:cs="Arial"/>
           <w:lang w:val="pt-BR"/>
         </w:rPr>
+        <w:t xml:space="preserve"> {qualEscola}</w:t>
+      </w:r>
+    </w:p>
+    <w:p>
+      <w:pPr>
+        <w:pStyle w:val="Normal"/>
+        <w:spacing w:lineRule="auto" w:line="480"/>
+        <w:rPr>
+          <w:rFonts w:ascii="Arial" w:hAnsi="Arial" w:cs="Arial"/>
+          <w:lang w:val="pt-BR"/>
+        </w:rPr>
+      </w:pPr>
+      <w:r>
+        <w:rPr>
+          <w:rFonts w:cs="Arial"/>
+        </w:rPr>
+        <w:t>Faz amigos com facilidade?</w:t>
+      </w:r>
+      <w:r>
+        <w:rPr>
+          <w:rFonts w:cs="Arial"/>
+          <w:lang w:val="pt-BR"/>
+        </w:rPr>
         <w:t xml:space="preserve"> </w:t>
       </w:r>
-    </w:p>
-    <w:p>
-      <w:pPr>
-        <w:pStyle w:val="Normal"/>
-        <w:spacing w:lineRule="auto" w:line="480"/>
-        <w:rPr>
-          <w:rFonts w:ascii="Arial" w:hAnsi="Arial" w:cs="Arial"/>
-          <w:lang w:val="pt-BR"/>
-        </w:rPr>
-      </w:pPr>
-      <w:r>
-        <w:rPr>
-          <w:rFonts w:cs="Arial"/>
-        </w:rPr>
-        <w:t>Faz amigos com facilidade?</w:t>
+      <w:r>
+        <w:rPr>
+          <w:rFonts w:cs="Arial"/>
+          <w:lang w:val="pt-BR"/>
+        </w:rPr>
+        <w:t>{fazAmigosFac ? “SIM” : “NÃO”}</w:t>
+      </w:r>
+    </w:p>
+    <w:p>
+      <w:pPr>
+        <w:pStyle w:val="Normal"/>
+        <w:spacing w:lineRule="auto" w:line="480"/>
+        <w:rPr>
+          <w:rFonts w:cs="Arial"/>
+          <w:lang w:val="pt-BR"/>
+        </w:rPr>
+      </w:pPr>
+      <w:r>
+        <w:rPr>
+          <w:rFonts w:cs="Arial"/>
+        </w:rPr>
+        <w:t>Adapta-se facilmente ao meio?</w:t>
       </w:r>
       <w:r>
         <w:rPr>
@@ -2021,21 +2456,12 @@
         </w:rPr>
         <w:t xml:space="preserve"> </w:t>
       </w:r>
-    </w:p>
-    <w:p>
-      <w:pPr>
-        <w:pStyle w:val="Normal"/>
-        <w:spacing w:lineRule="auto" w:line="480"/>
-        <w:rPr>
-          <w:rFonts w:cs="Arial"/>
-          <w:lang w:val="pt-BR"/>
-        </w:rPr>
-      </w:pPr>
-      <w:r>
-        <w:rPr>
-          <w:rFonts w:cs="Arial"/>
-        </w:rPr>
-        <w:t>Adapta-se facilmente ao meio?</w:t>
+      <w:r>
+        <w:rPr>
+          <w:rFonts w:cs="Arial"/>
+          <w:lang w:val="pt-BR"/>
+        </w:rPr>
+        <w:t>{adaptaFacMeio ? “SIM” : “NÃO”}</w:t>
       </w:r>
     </w:p>
     <w:p>
@@ -2058,128 +2484,62 @@
           <w:rFonts w:cs="Arial"/>
           <w:lang w:val="pt-BR"/>
         </w:rPr>
-        <w:t>?</w:t>
-      </w:r>
-    </w:p>
-    <w:p>
-      <w:pPr>
-        <w:pStyle w:val="Normal"/>
-        <w:spacing w:lineRule="auto" w:line="480"/>
-        <w:rPr>
-          <w:rFonts w:ascii="Arial" w:hAnsi="Arial" w:cs="Arial"/>
-        </w:rPr>
-      </w:pPr>
-      <w:r>
-        <w:rPr>
-          <w:rFonts w:cs="Arial"/>
-        </w:rPr>
-        <w:t>Escolha de grupo:</w:t>
-      </w:r>
-    </w:p>
-    <w:p>
-      <w:pPr>
-        <w:pStyle w:val="Normal"/>
-        <w:spacing w:lineRule="auto" w:line="480"/>
-        <w:rPr>
-          <w:rFonts w:ascii="Arial" w:hAnsi="Arial" w:cs="Arial"/>
-        </w:rPr>
-      </w:pPr>
-      <w:r>
-        <w:rPr>
-          <w:rFonts w:cs="Arial"/>
-        </w:rPr>
-        <w:t>(</w:t>
-      </w:r>
-      <w:r>
-        <w:rPr>
-          <w:rFonts w:cs="Arial"/>
-          <w:lang w:val="pt-BR"/>
-        </w:rPr>
-        <w:t xml:space="preserve">  </w:t>
-      </w:r>
-      <w:r>
-        <w:rPr>
-          <w:rFonts w:cs="Arial"/>
-        </w:rPr>
-        <w:t>) Mesmo sexo</w:t>
-        <w:tab/>
-        <w:t xml:space="preserve"> (   ) Sexo oposto</w:t>
-        <w:tab/>
-        <w:t>(  ) Criança da mesma idade (   ) Criança mais nova</w:t>
-        <w:tab/>
-        <w:t>(   ) Criança mais velha</w:t>
-      </w:r>
-    </w:p>
-    <w:p>
-      <w:pPr>
-        <w:pStyle w:val="Normal"/>
-        <w:spacing w:lineRule="auto" w:line="480"/>
-        <w:rPr>
-          <w:rFonts w:ascii="Arial" w:hAnsi="Arial" w:cs="Arial"/>
-        </w:rPr>
-      </w:pPr>
-      <w:r>
-        <w:rPr>
-          <w:rFonts w:cs="Arial"/>
-        </w:rPr>
-        <w:t>Distrações preferidas:</w:t>
-      </w:r>
-    </w:p>
-    <w:p>
-      <w:pPr>
-        <w:pStyle w:val="Normal"/>
-        <w:spacing w:lineRule="auto" w:line="480"/>
-        <w:rPr>
-          <w:rFonts w:ascii="Arial" w:hAnsi="Arial" w:cs="Arial"/>
-          <w:lang w:val="pt-BR"/>
-        </w:rPr>
-      </w:pPr>
-      <w:r>
-        <w:rPr>
-          <w:rFonts w:cs="Arial"/>
-        </w:rPr>
-        <w:t>(</w:t>
-      </w:r>
-      <w:r>
-        <w:rPr>
-          <w:rFonts w:cs="Arial"/>
-          <w:lang w:val="pt-BR"/>
-        </w:rPr>
-        <w:t xml:space="preserve">  </w:t>
-      </w:r>
-      <w:r>
-        <w:rPr>
-          <w:rFonts w:cs="Arial"/>
-        </w:rPr>
-        <w:t>) Televisão</w:t>
-        <w:tab/>
-        <w:t>(   ) Música</w:t>
-        <w:tab/>
-        <w:t>(   ) Leitura</w:t>
-        <w:tab/>
-        <w:t>(   ) Coleção</w:t>
-        <w:tab/>
-        <w:t xml:space="preserve">(   ) Computador ( </w:t>
-      </w:r>
-      <w:r>
-        <w:rPr>
-          <w:rFonts w:cs="Arial"/>
-          <w:lang w:val="pt-BR"/>
-        </w:rPr>
-        <w:t>X</w:t>
-      </w:r>
-      <w:r>
-        <w:rPr>
-          <w:rFonts w:cs="Arial"/>
-        </w:rPr>
-        <w:t xml:space="preserve"> ) Outros. Quais?</w:t>
-      </w:r>
-      <w:r>
-        <w:rPr>
-          <w:rFonts w:cs="Arial"/>
-          <w:lang w:val="pt-BR"/>
-        </w:rPr>
-        <w:t xml:space="preserve"> Celular. </w:t>
+        <w:t>? {companheBrinca}</w:t>
+      </w:r>
+    </w:p>
+    <w:p>
+      <w:pPr>
+        <w:pStyle w:val="Normal"/>
+        <w:spacing w:lineRule="auto" w:line="480"/>
+        <w:rPr>
+          <w:rFonts w:ascii="Arial" w:hAnsi="Arial" w:cs="Arial"/>
+        </w:rPr>
+      </w:pPr>
+      <w:r>
+        <w:rPr>
+          <w:rFonts w:cs="Arial"/>
+        </w:rPr>
+        <w:t xml:space="preserve">Escolha de grupo: </w:t>
+      </w:r>
+      <w:r>
+        <w:rPr>
+          <w:rFonts w:cs="Arial"/>
+        </w:rPr>
+        <w:t>{grupsBrinca}</w:t>
+      </w:r>
+    </w:p>
+    <w:p>
+      <w:pPr>
+        <w:pStyle w:val="Normal"/>
+        <w:spacing w:lineRule="auto" w:line="480"/>
+        <w:rPr>
+          <w:rFonts w:ascii="Arial" w:hAnsi="Arial" w:cs="Arial"/>
+        </w:rPr>
+      </w:pPr>
+      <w:r>
+        <w:rPr>
+          <w:rFonts w:cs="Arial"/>
+        </w:rPr>
+        <w:t xml:space="preserve">Distrações preferidas: </w:t>
+      </w:r>
+      <w:r>
+        <w:rPr>
+          <w:rFonts w:cs="Arial"/>
+        </w:rPr>
+        <w:t>{distPref}</w:t>
+      </w:r>
+      <w:r>
+        <w:rPr>
+          <w:rFonts w:cs="Arial"/>
+        </w:rPr>
+        <w:t>. Quais?</w:t>
+      </w:r>
+      <w:r>
+        <w:rPr>
+          <w:rFonts w:cs="Arial"/>
+          <w:lang w:val="pt-BR"/>
+        </w:rPr>
+        <w:t xml:space="preserve"> {outrDistPref}</w:t>
       </w:r>
     </w:p>
     <w:p>
@@ -2196,44 +2556,9 @@
         </w:rPr>
         <w:t>Atitudes sociais predominantes:</w:t>
       </w:r>
-    </w:p>
-    <w:p>
-      <w:pPr>
-        <w:pStyle w:val="Normal"/>
-        <w:spacing w:lineRule="auto" w:line="480"/>
-        <w:rPr>
-          <w:rFonts w:ascii="Arial" w:hAnsi="Arial" w:cs="Arial"/>
-        </w:rPr>
-      </w:pPr>
-      <w:r>
-        <w:rPr>
-          <w:rFonts w:cs="Arial"/>
-        </w:rPr>
-        <w:t xml:space="preserve">(  ) Obediente </w:t>
-        <w:tab/>
-        <w:t>(   ) Independente</w:t>
-        <w:tab/>
-        <w:t>(  ) Comunicativo</w:t>
-      </w:r>
-    </w:p>
-    <w:p>
-      <w:pPr>
-        <w:pStyle w:val="Normal"/>
-        <w:spacing w:lineRule="auto" w:line="480"/>
-        <w:rPr>
-          <w:rFonts w:ascii="Arial" w:hAnsi="Arial" w:cs="Arial"/>
-        </w:rPr>
-      </w:pPr>
-      <w:r>
-        <w:rPr>
-          <w:rFonts w:cs="Arial"/>
-        </w:rPr>
-        <w:t xml:space="preserve">( </w:t>
-      </w:r>
-      <w:r>
-        <w:rPr>
-          <w:rFonts w:cs="Arial"/>
-          <w:lang w:val="pt-BR"/>
+      <w:r>
+        <w:rPr>
+          <w:rFonts w:cs="Arial"/>
         </w:rPr>
         <w:t xml:space="preserve"> </w:t>
       </w:r>
@@ -2241,9 +2566,19 @@
         <w:rPr>
           <w:rFonts w:cs="Arial"/>
         </w:rPr>
-        <w:t>) Agressivo</w:t>
-        <w:tab/>
-        <w:t>(  ) Cooperador</w:t>
+        <w:t>{</w:t>
+      </w:r>
+      <w:r>
+        <w:rPr>
+          <w:rFonts w:cs="Arial"/>
+        </w:rPr>
+        <w:t>atitudSociPred</w:t>
+      </w:r>
+      <w:r>
+        <w:rPr>
+          <w:rFonts w:cs="Arial"/>
+        </w:rPr>
+        <w:t>}</w:t>
       </w:r>
     </w:p>
     <w:p>
@@ -2260,43 +2595,17 @@
         </w:rPr>
         <w:t>Emocionais:</w:t>
       </w:r>
-    </w:p>
-    <w:p>
-      <w:pPr>
-        <w:pStyle w:val="Normal"/>
-        <w:spacing w:lineRule="auto" w:line="480"/>
-        <w:rPr>
-          <w:rFonts w:ascii="Arial" w:hAnsi="Arial" w:cs="Arial"/>
-        </w:rPr>
-      </w:pPr>
-      <w:r>
-        <w:rPr>
-          <w:rFonts w:cs="Arial"/>
-        </w:rPr>
-        <w:t>(   ) Tranquilo</w:t>
-        <w:tab/>
-        <w:t>(   ) Seguro</w:t>
-        <w:tab/>
-        <w:t>(  ) Ansioso</w:t>
-      </w:r>
-    </w:p>
-    <w:p>
-      <w:pPr>
-        <w:pStyle w:val="Normal"/>
-        <w:spacing w:lineRule="auto" w:line="480"/>
-        <w:rPr>
-          <w:rFonts w:ascii="Arial" w:hAnsi="Arial" w:cs="Arial"/>
-        </w:rPr>
-      </w:pPr>
-      <w:r>
-        <w:rPr>
-          <w:rFonts w:cs="Arial"/>
-        </w:rPr>
-        <w:t>(  ) Alegre</w:t>
-        <w:tab/>
-        <w:t>(  ) Emotivo</w:t>
-        <w:tab/>
-        <w:t>(   ) Queixoso</w:t>
+      <w:r>
+        <w:rPr>
+          <w:rFonts w:cs="Arial"/>
+        </w:rPr>
+        <w:t xml:space="preserve"> </w:t>
+      </w:r>
+      <w:r>
+        <w:rPr>
+          <w:rFonts w:cs="Arial"/>
+        </w:rPr>
+        <w:t>{atitudEmociPred}</w:t>
       </w:r>
     </w:p>
     <w:p>
@@ -2313,95 +2622,17 @@
         </w:rPr>
         <w:t>Sono:</w:t>
       </w:r>
-    </w:p>
-    <w:p>
-      <w:pPr>
-        <w:pStyle w:val="Normal"/>
-        <w:spacing w:lineRule="auto" w:line="480"/>
-        <w:rPr>
-          <w:rFonts w:ascii="Arial" w:hAnsi="Arial" w:cs="Arial"/>
-        </w:rPr>
-      </w:pPr>
-      <w:r>
-        <w:rPr>
-          <w:rFonts w:cs="Arial"/>
-        </w:rPr>
-        <w:t>(   ) Insônia</w:t>
-        <w:tab/>
-        <w:t xml:space="preserve">( </w:t>
-      </w:r>
-      <w:r>
-        <w:rPr>
-          <w:rFonts w:cs="Arial"/>
-          <w:lang w:val="pt-BR"/>
-        </w:rPr>
-        <w:t xml:space="preserve">  </w:t>
-      </w:r>
-      <w:r>
-        <w:rPr>
-          <w:rFonts w:cs="Arial"/>
-        </w:rPr>
-        <w:t xml:space="preserve">) Pesadelos </w:t>
-        <w:tab/>
-        <w:t>(   ) Hipersonia (sonolência excessiva ou moleza)</w:t>
-      </w:r>
-    </w:p>
-    <w:p>
-      <w:pPr>
-        <w:pStyle w:val="Normal"/>
-        <w:spacing w:lineRule="auto" w:line="480"/>
-        <w:rPr>
-          <w:rFonts w:ascii="Arial" w:hAnsi="Arial" w:cs="Arial"/>
-        </w:rPr>
-      </w:pPr>
-      <w:r>
-        <w:rPr>
-          <w:rFonts w:cs="Arial"/>
-        </w:rPr>
-        <w:t>(   ) Dorme sozinho</w:t>
-        <w:tab/>
-        <w:t>(  ) Dorme no quarto do Pais</w:t>
-        <w:tab/>
-        <w:t>(   ) Divide o quarto com alguém?</w:t>
-      </w:r>
-    </w:p>
-    <w:p>
-      <w:pPr>
-        <w:pStyle w:val="Normal"/>
-        <w:spacing w:lineRule="auto" w:line="480"/>
-        <w:rPr>
-          <w:rFonts w:ascii="Arial" w:hAnsi="Arial" w:cs="Arial"/>
-          <w:lang w:val="pt-BR"/>
-        </w:rPr>
-      </w:pPr>
-      <w:r>
-        <w:rPr>
-          <w:rFonts w:cs="Arial"/>
-        </w:rPr>
-        <w:t>Apresenta algum tipo de tensão ou ansiedade?</w:t>
-      </w:r>
-      <w:r>
-        <w:rPr>
-          <w:rFonts w:cs="Arial"/>
-          <w:lang w:val="pt-BR"/>
-        </w:rPr>
-        <w:t xml:space="preserve"> Sim, quando sabe que vai sair para algum passeio.</w:t>
-      </w:r>
-    </w:p>
-    <w:p>
-      <w:pPr>
-        <w:pStyle w:val="Normal"/>
-        <w:spacing w:lineRule="auto" w:line="480"/>
-        <w:rPr>
-          <w:rFonts w:cs="Arial"/>
-          <w:lang w:val="pt-BR"/>
-        </w:rPr>
-      </w:pPr>
-      <w:r>
-        <w:rPr>
-          <w:rFonts w:cs="Arial"/>
-        </w:rPr>
-        <w:t>Tem algum tipo de mania?Qual?</w:t>
+      <w:r>
+        <w:rPr>
+          <w:rFonts w:cs="Arial"/>
+        </w:rPr>
+        <w:t xml:space="preserve"> </w:t>
+      </w:r>
+      <w:r>
+        <w:rPr>
+          <w:rFonts w:cs="Arial"/>
+        </w:rPr>
+        <w:t>{sono}</w:t>
       </w:r>
     </w:p>
     <w:p>
@@ -2423,7 +2654,7 @@
           <w:rFonts w:cs="Arial"/>
           <w:lang w:val="pt-BR"/>
         </w:rPr>
-        <w:t xml:space="preserve"> </w:t>
+        <w:t xml:space="preserve"> {medidDiscipl}</w:t>
       </w:r>
     </w:p>
     <w:p>
@@ -2439,6 +2670,13 @@
           <w:rFonts w:cs="Arial"/>
         </w:rPr>
         <w:t>Como seu (sua) filho (a) reage quando é contrariado (a), e qual a atitude dos pais nesta ocasião?</w:t>
+      </w:r>
+      <w:r>
+        <w:rPr>
+          <w:rFonts w:cs="Arial"/>
+          <w:lang w:val="pt-BR"/>
+        </w:rPr>
+        <w:t xml:space="preserve"> {reacaoContrariado}</w:t>
       </w:r>
     </w:p>
     <w:p>
@@ -2503,6 +2741,7 @@
         <w:rPr>
           <w:rFonts w:cs="Arial"/>
         </w:rPr>
+        <w:t>{observacoesRelevantes}</w:t>
       </w:r>
     </w:p>
     <w:p>
@@ -2763,7 +3002,7 @@
       <w:rPr>
         <w:lang w:val="pt-BR"/>
       </w:rPr>
-      <w:t>CEI JOSÉ CARNEIRO DO NASCIMENTO</w:t>
+      <w:t>{escola}</w:t>
     </w:r>
   </w:p>
 </w:hdr>
@@ -2794,7 +3033,7 @@
       <w:rPr>
         <w:lang w:val="pt-BR"/>
       </w:rPr>
-      <w:t>CEI JOSÉ CARNEIRO DO NASCIMENTO</w:t>
+      <w:t>{escola}</w:t>
     </w:r>
   </w:p>
 </w:hdr>
@@ -2828,6 +3067,7 @@
         </w:tabs>
         <w:ind w:left="1080" w:hanging="360"/>
       </w:pPr>
+      <w:rPr/>
     </w:lvl>
     <w:lvl w:ilvl="2">
       <w:start w:val="1"/>
@@ -2840,6 +3080,7 @@
         </w:tabs>
         <w:ind w:left="1440" w:hanging="360"/>
       </w:pPr>
+      <w:rPr/>
     </w:lvl>
     <w:lvl w:ilvl="3">
       <w:start w:val="1"/>
@@ -2852,6 +3093,7 @@
         </w:tabs>
         <w:ind w:left="1800" w:hanging="360"/>
       </w:pPr>
+      <w:rPr/>
     </w:lvl>
     <w:lvl w:ilvl="4">
       <w:start w:val="1"/>
@@ -2864,6 +3106,7 @@
         </w:tabs>
         <w:ind w:left="2160" w:hanging="360"/>
       </w:pPr>
+      <w:rPr/>
     </w:lvl>
     <w:lvl w:ilvl="5">
       <w:start w:val="1"/>
@@ -2876,6 +3119,7 @@
         </w:tabs>
         <w:ind w:left="2520" w:hanging="360"/>
       </w:pPr>
+      <w:rPr/>
     </w:lvl>
     <w:lvl w:ilvl="6">
       <w:start w:val="1"/>
@@ -2888,6 +3132,7 @@
         </w:tabs>
         <w:ind w:left="2880" w:hanging="360"/>
       </w:pPr>
+      <w:rPr/>
     </w:lvl>
     <w:lvl w:ilvl="7">
       <w:start w:val="1"/>
@@ -2900,6 +3145,7 @@
         </w:tabs>
         <w:ind w:left="3240" w:hanging="360"/>
       </w:pPr>
+      <w:rPr/>
     </w:lvl>
     <w:lvl w:ilvl="8">
       <w:start w:val="1"/>
@@ -2912,6 +3158,7 @@
         </w:tabs>
         <w:ind w:left="3600" w:hanging="360"/>
       </w:pPr>
+      <w:rPr/>
     </w:lvl>
   </w:abstractNum>
   <w:abstractNum w:abstractNumId="2">
@@ -3215,6 +3462,7 @@
     <w:qFormat/>
     <w:pPr>
       <w:widowControl/>
+      <w:suppressAutoHyphens w:val="true"/>
       <w:bidi w:val="0"/>
       <w:spacing w:lineRule="auto" w:line="276" w:before="0" w:after="0"/>
       <w:jc w:val="left"/>

--- a/public/moldeanamnese.docx
+++ b/public/moldeanamnese.docx
@@ -177,23 +177,32 @@
           <w:lang w:val="pt-BR"/>
         </w:rPr>
         <w:t xml:space="preserve"> </w:t>
+      </w:r>
+      <w:r>
+        <w:rPr>
+          <w:rFonts w:cs="Arial"/>
+          <w:lang w:val="pt-BR"/>
+        </w:rPr>
+        <w:t>{ra}</w:t>
+      </w:r>
+      <w:r>
+        <w:rPr>
+          <w:rFonts w:cs="Arial"/>
+          <w:lang w:val="pt-BR"/>
+        </w:rPr>
         <w:tab/>
-        <w:tab/>
-      </w:r>
-      <w:r>
-        <w:rPr>
-          <w:rFonts w:cs="Arial"/>
-          <w:b/>
-          <w:bCs/>
-          <w:lang w:val="pt-BR"/>
-        </w:rPr>
-        <w:t xml:space="preserve"> </w:t>
-      </w:r>
-      <w:r>
-        <w:rPr>
-          <w:rFonts w:cs="Arial"/>
-        </w:rPr>
-        <w:t>ANO/NÍVEL:</w:t>
+      </w:r>
+      <w:r>
+        <w:rPr>
+          <w:rFonts w:cs="Arial"/>
+        </w:rPr>
+        <w:t xml:space="preserve">ANO/NÍVEL: </w:t>
+      </w:r>
+      <w:r>
+        <w:rPr>
+          <w:rFonts w:cs="Arial"/>
+        </w:rPr>
+        <w:t>{anoNivel}</w:t>
       </w:r>
     </w:p>
     <w:p>
@@ -388,13 +397,7 @@
         <w:rPr>
           <w:rFonts w:cs="Arial"/>
         </w:rPr>
-        <w:t xml:space="preserve">TEM IRMÃOS? </w:t>
-      </w:r>
-      <w:r>
-        <w:rPr>
-          <w:rFonts w:cs="Arial"/>
-        </w:rPr>
-        <w:t>{temIrmaos ? “SIM” : “NÃO”}</w:t>
+        <w:t>TEM IRMÃOS? {temIrmaos ? “SIM” : “NÃO”}</w:t>
       </w:r>
     </w:p>
     <w:p>
@@ -409,13 +412,7 @@
         <w:rPr>
           <w:rFonts w:cs="Arial"/>
         </w:rPr>
-        <w:t xml:space="preserve">NECESSITAM DE ATENDIMENTO ESPECIALIZADO? </w:t>
-      </w:r>
-      <w:r>
-        <w:rPr>
-          <w:rFonts w:cs="Arial"/>
-        </w:rPr>
-        <w:t>{necessitamAtenEsp ? “SIM” : “NÃO”}</w:t>
+        <w:t>NECESSITAM DE ATENDIMENTO ESPECIALIZADO? {necessitamAtenEsp ? “SIM” : “NÃO”}</w:t>
       </w:r>
     </w:p>
     <w:p>
@@ -478,21 +475,7 @@
           <w:rFonts w:cs="Arial"/>
           <w:lang w:val="pt-BR"/>
         </w:rPr>
-        <w:t xml:space="preserve">( </w:t>
-      </w:r>
-      <w:r>
-        <w:rPr>
-          <w:rFonts w:cs="Arial"/>
-          <w:lang w:val="pt-BR"/>
-        </w:rPr>
-        <w:t>{temDiagClinic ? “X” : “”}</w:t>
-      </w:r>
-      <w:r>
-        <w:rPr>
-          <w:rFonts w:cs="Arial"/>
-          <w:lang w:val="pt-BR"/>
-        </w:rPr>
-        <w:t xml:space="preserve"> </w:t>
+        <w:t xml:space="preserve">( {temDiagClinic ? “X” : “”} </w:t>
       </w:r>
       <w:r>
         <w:rPr>
@@ -506,14 +489,112 @@
           <w:rFonts w:cs="Arial"/>
           <w:lang w:val="pt-BR"/>
         </w:rPr>
-        <w:t xml:space="preserve">( </w:t>
-      </w:r>
-      <w:r>
-        <w:rPr>
-          <w:rFonts w:cs="Arial"/>
-          <w:lang w:val="pt-BR"/>
-        </w:rPr>
-        <w:t>{temRelatoPedag ? “X” : “”}</w:t>
+        <w:t xml:space="preserve">( {temRelatoPedag ? “X” : “”} </w:t>
+      </w:r>
+      <w:r>
+        <w:rPr>
+          <w:rFonts w:cs="Arial"/>
+        </w:rPr>
+        <w:t>) RELATÓRIO PEDAGÓGICO</w:t>
+      </w:r>
+    </w:p>
+    <w:p>
+      <w:pPr>
+        <w:pStyle w:val="Normal"/>
+        <w:spacing w:lineRule="auto" w:line="480"/>
+        <w:jc w:val="both"/>
+        <w:rPr>
+          <w:rFonts w:cs="Arial"/>
+          <w:lang w:val="pt-BR"/>
+        </w:rPr>
+      </w:pPr>
+      <w:r>
+        <w:rPr>
+          <w:rFonts w:cs="Arial"/>
+        </w:rPr>
+        <w:t>DIAGNÓSTICO</w:t>
+      </w:r>
+      <w:r>
+        <w:rPr>
+          <w:rFonts w:cs="Arial"/>
+          <w:lang w:val="pt-BR"/>
+        </w:rPr>
+        <w:t>: {diagnostico}</w:t>
+      </w:r>
+    </w:p>
+    <w:p>
+      <w:pPr>
+        <w:pStyle w:val="Normal"/>
+        <w:spacing w:lineRule="auto" w:line="480"/>
+        <w:jc w:val="both"/>
+        <w:rPr>
+          <w:rFonts w:cs="Arial"/>
+          <w:lang w:val="pt-BR"/>
+        </w:rPr>
+      </w:pPr>
+      <w:r>
+        <w:rPr>
+          <w:rFonts w:cs="Arial"/>
+        </w:rPr>
+        <w:t>ATENDIMENTOS CLINICOS EXTERNOS:</w:t>
+      </w:r>
+      <w:r>
+        <w:rPr>
+          <w:rFonts w:cs="Arial"/>
+          <w:lang w:val="pt-BR"/>
+        </w:rPr>
+        <w:t xml:space="preserve"> {atendClinExt}</w:t>
+      </w:r>
+    </w:p>
+    <w:p>
+      <w:pPr>
+        <w:pStyle w:val="Normal"/>
+        <w:spacing w:lineRule="auto" w:line="480"/>
+        <w:jc w:val="both"/>
+        <w:rPr>
+          <w:rFonts w:ascii="Arial" w:hAnsi="Arial" w:cs="Arial"/>
+        </w:rPr>
+      </w:pPr>
+      <w:r>
+        <w:rPr>
+          <w:rFonts w:cs="Arial"/>
+        </w:rPr>
+        <w:t>TEM CONVULSÕES? {temConvul ? “SIM” : “NÃO”}</w:t>
+      </w:r>
+    </w:p>
+    <w:p>
+      <w:pPr>
+        <w:pStyle w:val="Normal"/>
+        <w:spacing w:lineRule="auto" w:line="480"/>
+        <w:jc w:val="both"/>
+        <w:rPr>
+          <w:rFonts w:ascii="Arial" w:hAnsi="Arial" w:cs="Arial"/>
+        </w:rPr>
+      </w:pPr>
+      <w:r>
+        <w:rPr>
+          <w:rFonts w:cs="Arial"/>
+        </w:rPr>
+        <w:t>FAZ USO DE MEDICAÇÃO? {fazUsoMed ? “SIM” : “NÃO”}</w:t>
+        <w:tab/>
+        <w:t xml:space="preserve"> QUAL? {medicacao}</w:t>
+      </w:r>
+    </w:p>
+    <w:p>
+      <w:pPr>
+        <w:pStyle w:val="Normal"/>
+        <w:spacing w:lineRule="auto" w:line="480"/>
+        <w:jc w:val="both"/>
+        <w:rPr>
+          <w:rFonts w:ascii="Arial" w:hAnsi="Arial" w:cs="Arial"/>
+        </w:rPr>
+      </w:pPr>
+      <w:r>
+        <w:rPr>
+          <w:rFonts w:cs="Arial"/>
+        </w:rPr>
+        <w:t>CONVÊNIO MÉDICO: {temConvMed ? “SIM” : “NÃO”}</w:t>
+        <w:tab/>
       </w:r>
       <w:r>
         <w:rPr>
@@ -526,272 +607,93 @@
         <w:rPr>
           <w:rFonts w:cs="Arial"/>
         </w:rPr>
-        <w:t>) RELATÓRIO PEDAGÓGICO</w:t>
-      </w:r>
-    </w:p>
-    <w:p>
-      <w:pPr>
-        <w:pStyle w:val="Normal"/>
-        <w:spacing w:lineRule="auto" w:line="480"/>
-        <w:jc w:val="both"/>
-        <w:rPr>
-          <w:rFonts w:cs="Arial"/>
-          <w:lang w:val="pt-BR"/>
-        </w:rPr>
-      </w:pPr>
-      <w:r>
-        <w:rPr>
-          <w:rFonts w:cs="Arial"/>
-        </w:rPr>
-        <w:t>DIAGNÓSTICO</w:t>
-      </w:r>
-      <w:r>
-        <w:rPr>
-          <w:rFonts w:cs="Arial"/>
-          <w:lang w:val="pt-BR"/>
-        </w:rPr>
-        <w:t>: {diagnostico}</w:t>
-      </w:r>
-    </w:p>
-    <w:p>
-      <w:pPr>
-        <w:pStyle w:val="Normal"/>
-        <w:spacing w:lineRule="auto" w:line="480"/>
-        <w:jc w:val="both"/>
-        <w:rPr>
-          <w:rFonts w:cs="Arial"/>
-          <w:lang w:val="pt-BR"/>
-        </w:rPr>
-      </w:pPr>
-      <w:r>
-        <w:rPr>
-          <w:rFonts w:cs="Arial"/>
-        </w:rPr>
-        <w:t>ATENDIMENTOS CLINICOS EXTERNOS:</w:t>
-      </w:r>
-      <w:r>
-        <w:rPr>
-          <w:rFonts w:cs="Arial"/>
-          <w:lang w:val="pt-BR"/>
-        </w:rPr>
-        <w:t xml:space="preserve"> {atendClinExt}</w:t>
-      </w:r>
-    </w:p>
-    <w:p>
-      <w:pPr>
-        <w:pStyle w:val="Normal"/>
-        <w:spacing w:lineRule="auto" w:line="480"/>
-        <w:jc w:val="both"/>
-        <w:rPr>
-          <w:rFonts w:ascii="Arial" w:hAnsi="Arial" w:cs="Arial"/>
-        </w:rPr>
-      </w:pPr>
-      <w:r>
-        <w:rPr>
-          <w:rFonts w:cs="Arial"/>
-        </w:rPr>
-        <w:t xml:space="preserve">TEM CONVULSÕES? </w:t>
-      </w:r>
-      <w:r>
-        <w:rPr>
-          <w:rFonts w:cs="Arial"/>
-        </w:rPr>
-        <w:t>{temConvul ? “SIM” : “NÃO”}</w:t>
-      </w:r>
-    </w:p>
-    <w:p>
-      <w:pPr>
-        <w:pStyle w:val="Normal"/>
-        <w:spacing w:lineRule="auto" w:line="480"/>
-        <w:jc w:val="both"/>
-        <w:rPr>
-          <w:rFonts w:ascii="Arial" w:hAnsi="Arial" w:cs="Arial"/>
-        </w:rPr>
-      </w:pPr>
-      <w:r>
-        <w:rPr>
-          <w:rFonts w:cs="Arial"/>
-        </w:rPr>
-        <w:t xml:space="preserve">FAZ USO DE MEDICAÇÃO? </w:t>
-      </w:r>
-      <w:r>
-        <w:rPr>
-          <w:rFonts w:cs="Arial"/>
-        </w:rPr>
-        <w:t>{fazUsoMed ? “SIM” : “NÃO”}</w:t>
+        <w:t>QUAL? {convenioMed}</w:t>
+      </w:r>
+    </w:p>
+    <w:p>
+      <w:pPr>
+        <w:pStyle w:val="Normal"/>
+        <w:spacing w:lineRule="auto" w:line="480"/>
+        <w:jc w:val="both"/>
+        <w:rPr>
+          <w:rFonts w:ascii="Arial" w:hAnsi="Arial" w:cs="Arial"/>
+        </w:rPr>
+      </w:pPr>
+      <w:r>
+        <w:rPr>
+          <w:rFonts w:cs="Arial"/>
+        </w:rPr>
+        <w:t>CARTEIRINHA DE TRANSPORTE: {temCartTransp ? “SIM” : “NÃO”}</w:t>
+      </w:r>
+    </w:p>
+    <w:p>
+      <w:pPr>
+        <w:pStyle w:val="Normal"/>
+        <w:spacing w:lineRule="auto" w:line="480"/>
+        <w:jc w:val="both"/>
+        <w:rPr>
+          <w:rFonts w:ascii="Arial" w:hAnsi="Arial" w:cs="Arial"/>
+        </w:rPr>
+      </w:pPr>
+      <w:r>
+        <w:rPr>
+          <w:rFonts w:cs="Arial"/>
+        </w:rPr>
+        <w:t>VAI REGULARMENTE AO MÉDICO? {vaiRegMedico ? “SIM” : “NÃO”}</w:t>
+      </w:r>
+    </w:p>
+    <w:p>
+      <w:pPr>
+        <w:pStyle w:val="Normal"/>
+        <w:spacing w:lineRule="auto" w:line="480"/>
+        <w:jc w:val="both"/>
+        <w:rPr>
+          <w:rFonts w:ascii="Arial" w:hAnsi="Arial" w:cs="Arial"/>
+        </w:rPr>
+      </w:pPr>
+      <w:r>
+        <w:rPr>
+          <w:rFonts w:cs="Arial"/>
+        </w:rPr>
+        <w:t>CARTÃO DO SUS:</w:t>
+      </w:r>
+      <w:r>
+        <w:rPr>
+          <w:rFonts w:cs="Arial"/>
+          <w:lang w:val="pt-BR"/>
+        </w:rPr>
+        <w:t xml:space="preserve"> {cartaoSus} </w:t>
+      </w:r>
+      <w:r>
+        <w:rPr>
+          <w:rFonts w:cs="Arial"/>
+        </w:rPr>
+        <w:t>VACINAÇÃO EM DIA?</w:t>
+      </w:r>
+      <w:r>
+        <w:rPr>
+          <w:rFonts w:cs="Arial"/>
+          <w:lang w:val="pt-BR"/>
+        </w:rPr>
+        <w:t xml:space="preserve"> {vacinaEmDias ? “SIM” : “NÃO”}</w:t>
+      </w:r>
+    </w:p>
+    <w:p>
+      <w:pPr>
+        <w:pStyle w:val="Normal"/>
+        <w:spacing w:lineRule="auto" w:line="480"/>
+        <w:jc w:val="both"/>
+        <w:rPr>
+          <w:rFonts w:cs="Arial"/>
+          <w:lang w:val="pt-BR"/>
+        </w:rPr>
+      </w:pPr>
+      <w:r>
+        <w:rPr>
+          <w:rFonts w:cs="Arial"/>
+        </w:rPr>
+        <w:t>TEVE ALGUMA DOENÇA CONTAGIOSA? {teveDoenContagi ? “SIM” : “NÃO”}</w:t>
         <w:tab/>
-      </w:r>
-      <w:r>
-        <w:rPr>
-          <w:rFonts w:cs="Arial"/>
-        </w:rPr>
-        <w:t xml:space="preserve"> QUAL? {medicacao}</w:t>
-      </w:r>
-    </w:p>
-    <w:p>
-      <w:pPr>
-        <w:pStyle w:val="Normal"/>
-        <w:spacing w:lineRule="auto" w:line="480"/>
-        <w:jc w:val="both"/>
-        <w:rPr>
-          <w:rFonts w:ascii="Arial" w:hAnsi="Arial" w:cs="Arial"/>
-        </w:rPr>
-      </w:pPr>
-      <w:r>
-        <w:rPr>
-          <w:rFonts w:cs="Arial"/>
-        </w:rPr>
-        <w:t xml:space="preserve">CONVÊNIO MÉDICO: </w:t>
-      </w:r>
-      <w:r>
-        <w:rPr>
-          <w:rFonts w:cs="Arial"/>
-        </w:rPr>
-        <w:t>{temConvMed ? “SIM” : “NÃO”}</w:t>
-        <w:tab/>
-      </w:r>
-      <w:r>
-        <w:rPr>
-          <w:rFonts w:cs="Arial"/>
-          <w:lang w:val="pt-BR"/>
-        </w:rPr>
-        <w:t xml:space="preserve"> </w:t>
-      </w:r>
-      <w:r>
-        <w:rPr>
-          <w:rFonts w:cs="Arial"/>
-        </w:rPr>
-        <w:t>QUAL? {convenioMed}</w:t>
-      </w:r>
-    </w:p>
-    <w:p>
-      <w:pPr>
-        <w:pStyle w:val="Normal"/>
-        <w:spacing w:lineRule="auto" w:line="480"/>
-        <w:jc w:val="both"/>
-        <w:rPr>
-          <w:rFonts w:ascii="Arial" w:hAnsi="Arial" w:cs="Arial"/>
-        </w:rPr>
-      </w:pPr>
-      <w:r>
-        <w:rPr>
-          <w:rFonts w:cs="Arial"/>
-        </w:rPr>
-        <w:t xml:space="preserve">CARTEIRINHA DE TRANSPORTE: </w:t>
-      </w:r>
-      <w:r>
-        <w:rPr>
-          <w:rFonts w:cs="Arial"/>
-        </w:rPr>
-        <w:t>{temCartTransp ? “SIM” : “NÃO”}</w:t>
-      </w:r>
-    </w:p>
-    <w:p>
-      <w:pPr>
-        <w:pStyle w:val="Normal"/>
-        <w:spacing w:lineRule="auto" w:line="480"/>
-        <w:jc w:val="both"/>
-        <w:rPr>
-          <w:rFonts w:ascii="Arial" w:hAnsi="Arial" w:cs="Arial"/>
-        </w:rPr>
-      </w:pPr>
-      <w:r>
-        <w:rPr>
-          <w:rFonts w:cs="Arial"/>
-        </w:rPr>
-        <w:t xml:space="preserve">VAI REGULARMENTE AO MÉDICO? </w:t>
-      </w:r>
-      <w:r>
-        <w:rPr>
-          <w:rFonts w:cs="Arial"/>
-        </w:rPr>
-        <w:t>{vaiRegMedico ? “SIM” : “NÃO”}</w:t>
-      </w:r>
-    </w:p>
-    <w:p>
-      <w:pPr>
-        <w:pStyle w:val="Normal"/>
-        <w:spacing w:lineRule="auto" w:line="480"/>
-        <w:jc w:val="both"/>
-        <w:rPr>
-          <w:rFonts w:ascii="Arial" w:hAnsi="Arial" w:cs="Arial"/>
-        </w:rPr>
-      </w:pPr>
-      <w:r>
-        <w:rPr>
-          <w:rFonts w:cs="Arial"/>
-        </w:rPr>
-        <w:t>CARTÃO DO SUS:</w:t>
-      </w:r>
-      <w:r>
-        <w:rPr>
-          <w:rFonts w:cs="Arial"/>
-          <w:lang w:val="pt-BR"/>
-        </w:rPr>
-        <w:t xml:space="preserve"> </w:t>
-      </w:r>
-      <w:r>
-        <w:rPr>
-          <w:rFonts w:cs="Arial"/>
-          <w:lang w:val="pt-BR"/>
-        </w:rPr>
-        <w:t>{cartaoSus}</w:t>
-      </w:r>
-      <w:r>
-        <w:rPr>
-          <w:rFonts w:cs="Arial"/>
-          <w:lang w:val="pt-BR"/>
-        </w:rPr>
-        <w:t xml:space="preserve"> </w:t>
-      </w:r>
-      <w:r>
-        <w:rPr>
-          <w:rFonts w:cs="Arial"/>
-        </w:rPr>
-        <w:t>VACINAÇÃO EM DIA?</w:t>
-      </w:r>
-      <w:r>
-        <w:rPr>
-          <w:rFonts w:cs="Arial"/>
-          <w:lang w:val="pt-BR"/>
-        </w:rPr>
-        <w:t xml:space="preserve"> </w:t>
-      </w:r>
-      <w:r>
-        <w:rPr>
-          <w:rFonts w:cs="Arial"/>
-          <w:lang w:val="pt-BR"/>
-        </w:rPr>
-        <w:t>{vacinaEmDias ? “SIM” : “NÃO”}</w:t>
-      </w:r>
-    </w:p>
-    <w:p>
-      <w:pPr>
-        <w:pStyle w:val="Normal"/>
-        <w:spacing w:lineRule="auto" w:line="480"/>
-        <w:jc w:val="both"/>
-        <w:rPr>
-          <w:rFonts w:cs="Arial"/>
-          <w:lang w:val="pt-BR"/>
-        </w:rPr>
-      </w:pPr>
-      <w:r>
-        <w:rPr>
-          <w:rFonts w:cs="Arial"/>
-        </w:rPr>
-        <w:t xml:space="preserve">TEVE ALGUMA DOENÇA CONTAGIOSA? </w:t>
-      </w:r>
-      <w:r>
-        <w:rPr>
-          <w:rFonts w:cs="Arial"/>
-        </w:rPr>
-        <w:t>{teveDoenContagi ? “SIM” : “NÃO”}</w:t>
-        <w:tab/>
-      </w:r>
-      <w:r>
-        <w:rPr>
-          <w:rFonts w:cs="Arial"/>
-        </w:rPr>
         <w:t xml:space="preserve"> QUAL?</w:t>
       </w:r>
       <w:r>
@@ -941,13 +843,7 @@
         <w:rPr>
           <w:rFonts w:cs="Arial"/>
         </w:rPr>
-        <w:t xml:space="preserve"> Parto: </w:t>
-      </w:r>
-      <w:r>
-        <w:rPr>
-          <w:rFonts w:cs="Arial"/>
-        </w:rPr>
-        <w:t>{tipoParto}</w:t>
+        <w:t xml:space="preserve"> Parto: {tipoParto}</w:t>
       </w:r>
     </w:p>
     <w:p>
@@ -992,18 +888,7 @@
         <w:rPr>
           <w:rFonts w:cs="Arial"/>
         </w:rPr>
-        <w:t xml:space="preserve">companhamento pré-natal? </w:t>
-      </w:r>
-      <w:r>
-        <w:rPr>
-          <w:rFonts w:cs="Arial"/>
-        </w:rPr>
-        <w:t>{fezPrenatal ? “SIM” : “NÃO”}</w:t>
-      </w:r>
-      <w:r>
-        <w:rPr>
-          <w:rFonts w:cs="Arial"/>
-        </w:rPr>
+        <w:t>companhamento pré-natal? {fezPrenatal ? “SIM” : “NÃO”}</w:t>
         <w:tab/>
         <w:t xml:space="preserve">Quanto tempo? </w:t>
       </w:r>
@@ -1064,21 +949,7 @@
           <w:rFonts w:cs="Arial"/>
           <w:lang w:val="pt-BR"/>
         </w:rPr>
-        <w:t xml:space="preserve"> </w:t>
-      </w:r>
-      <w:r>
-        <w:rPr>
-          <w:rFonts w:cs="Arial"/>
-          <w:lang w:val="pt-BR"/>
-        </w:rPr>
-        <w:t>{teveDoencaMedicamGesta ? “SIM” : “NÃO”}</w:t>
-      </w:r>
-      <w:r>
-        <w:rPr>
-          <w:rFonts w:cs="Arial"/>
-          <w:lang w:val="pt-BR"/>
-        </w:rPr>
-        <w:t xml:space="preserve"> </w:t>
+        <w:t xml:space="preserve"> {teveDoencaMedicamGesta ? “SIM” : “NÃO”} </w:t>
         <w:tab/>
       </w:r>
       <w:r>
@@ -1124,14 +995,7 @@
           <w:rFonts w:cs="Arial"/>
           <w:lang w:val="pt-BR"/>
         </w:rPr>
-        <w:t xml:space="preserve"> </w:t>
-      </w:r>
-      <w:r>
-        <w:rPr>
-          <w:rFonts w:cs="Arial"/>
-          <w:lang w:val="pt-BR"/>
-        </w:rPr>
-        <w:t>{chorou ? “SIM” : “NÃO”}</w:t>
+        <w:t xml:space="preserve"> {chorou ? “SIM” : “NÃO”}</w:t>
       </w:r>
       <w:r>
         <w:rPr>
@@ -1145,14 +1009,7 @@
           <w:rFonts w:cs="Arial"/>
           <w:lang w:val="pt-BR"/>
         </w:rPr>
-        <w:t xml:space="preserve"> </w:t>
-      </w:r>
-      <w:r>
-        <w:rPr>
-          <w:rFonts w:cs="Arial"/>
-          <w:lang w:val="pt-BR"/>
-        </w:rPr>
-        <w:t>{ficouRoxo ? “SIM” : “NÃO”}</w:t>
+        <w:t xml:space="preserve"> {ficouRoxo ? “SIM” : “NÃO”}</w:t>
       </w:r>
     </w:p>
     <w:p>
@@ -1175,14 +1032,7 @@
           <w:rFonts w:cs="Arial"/>
           <w:lang w:val="pt-BR"/>
         </w:rPr>
-        <w:t xml:space="preserve"> </w:t>
-      </w:r>
-      <w:r>
-        <w:rPr>
-          <w:rFonts w:cs="Arial"/>
-          <w:lang w:val="pt-BR"/>
-        </w:rPr>
-        <w:t>{preciOxig ? “SIM” : “NÃO”}</w:t>
+        <w:t xml:space="preserve"> {preciOxig ? “SIM” : “NÃO”}</w:t>
       </w:r>
       <w:r>
         <w:rPr>
@@ -1196,14 +1046,7 @@
           <w:rFonts w:cs="Arial"/>
           <w:lang w:val="pt-BR"/>
         </w:rPr>
-        <w:t xml:space="preserve"> </w:t>
-      </w:r>
-      <w:r>
-        <w:rPr>
-          <w:rFonts w:cs="Arial"/>
-          <w:lang w:val="pt-BR"/>
-        </w:rPr>
-        <w:t>{preciIncu ? “SIM” : “NÃO”}</w:t>
+        <w:t xml:space="preserve"> {preciIncu ? “SIM” : “NÃO”}</w:t>
       </w:r>
     </w:p>
     <w:p>
@@ -1226,14 +1069,7 @@
           <w:rFonts w:cs="Arial"/>
           <w:lang w:val="pt-BR"/>
         </w:rPr>
-        <w:t xml:space="preserve"> </w:t>
-      </w:r>
-      <w:r>
-        <w:rPr>
-          <w:rFonts w:cs="Arial"/>
-          <w:lang w:val="pt-BR"/>
-        </w:rPr>
-        <w:t>{apresIctericia ? “SIM” : “NÃO”}</w:t>
+        <w:t xml:space="preserve"> {apresIctericia ? “SIM” : “NÃO”}</w:t>
       </w:r>
     </w:p>
     <w:p>
@@ -1272,14 +1108,7 @@
           <w:rFonts w:cs="Arial"/>
           <w:lang w:val="pt-BR"/>
         </w:rPr>
-        <w:t xml:space="preserve"> </w:t>
-      </w:r>
-      <w:r>
-        <w:rPr>
-          <w:rFonts w:cs="Arial"/>
-          <w:lang w:val="pt-BR"/>
-        </w:rPr>
-        <w:t>{foiAmamentado ? “SIM” : “NÃO”}</w:t>
+        <w:t xml:space="preserve"> {foiAmamentado ? “SIM” : “NÃO”}</w:t>
       </w:r>
       <w:r>
         <w:rPr>
@@ -1310,14 +1139,7 @@
           <w:rFonts w:cs="Arial"/>
           <w:lang w:val="pt-BR"/>
         </w:rPr>
-        <w:t xml:space="preserve"> </w:t>
-      </w:r>
-      <w:r>
-        <w:rPr>
-          <w:rFonts w:cs="Arial"/>
-          <w:lang w:val="pt-BR"/>
-        </w:rPr>
-        <w:t>{usouMamadeira ? “SIM” : “NÃO”}</w:t>
+        <w:t xml:space="preserve"> {usouMamadeira ? “SIM” : “NÃO”}</w:t>
       </w:r>
       <w:r>
         <w:rPr>
@@ -2322,21 +2144,7 @@
           <w:rFonts w:cs="Arial"/>
           <w:lang w:val="pt-BR"/>
         </w:rPr>
-        <w:t xml:space="preserve">( </w:t>
-      </w:r>
-      <w:r>
-        <w:rPr>
-          <w:rFonts w:cs="Arial"/>
-          <w:lang w:val="pt-BR"/>
-        </w:rPr>
-        <w:t>{alimentaSo ? “X” : “”}</w:t>
-      </w:r>
-      <w:r>
-        <w:rPr>
-          <w:rFonts w:cs="Arial"/>
-          <w:lang w:val="pt-BR"/>
-        </w:rPr>
-        <w:t xml:space="preserve"> )</w:t>
+        <w:t>( {alimentaSo ? “X” : “”} )</w:t>
       </w:r>
       <w:r>
         <w:rPr>
@@ -2380,14 +2188,7 @@
           <w:rFonts w:cs="Arial"/>
           <w:lang w:val="pt-BR"/>
         </w:rPr>
-        <w:t xml:space="preserve"> </w:t>
-      </w:r>
-      <w:r>
-        <w:rPr>
-          <w:rFonts w:cs="Arial"/>
-          <w:lang w:val="pt-BR"/>
-        </w:rPr>
-        <w:t>{freqEscola ? “SIM” : “NÃO”}</w:t>
+        <w:t xml:space="preserve"> {freqEscola ? “SIM” : “NÃO”}</w:t>
       </w:r>
       <w:r>
         <w:rPr>
@@ -2424,14 +2225,7 @@
           <w:rFonts w:cs="Arial"/>
           <w:lang w:val="pt-BR"/>
         </w:rPr>
-        <w:t xml:space="preserve"> </w:t>
-      </w:r>
-      <w:r>
-        <w:rPr>
-          <w:rFonts w:cs="Arial"/>
-          <w:lang w:val="pt-BR"/>
-        </w:rPr>
-        <w:t>{fazAmigosFac ? “SIM” : “NÃO”}</w:t>
+        <w:t xml:space="preserve"> {fazAmigosFac ? “SIM” : “NÃO”}</w:t>
       </w:r>
     </w:p>
     <w:p>
@@ -2454,14 +2248,7 @@
           <w:rFonts w:cs="Arial"/>
           <w:lang w:val="pt-BR"/>
         </w:rPr>
-        <w:t xml:space="preserve"> </w:t>
-      </w:r>
-      <w:r>
-        <w:rPr>
-          <w:rFonts w:cs="Arial"/>
-          <w:lang w:val="pt-BR"/>
-        </w:rPr>
-        <w:t>{adaptaFacMeio ? “SIM” : “NÃO”}</w:t>
+        <w:t xml:space="preserve"> {adaptaFacMeio ? “SIM” : “NÃO”}</w:t>
       </w:r>
     </w:p>
     <w:p>
@@ -2499,40 +2286,22 @@
         <w:rPr>
           <w:rFonts w:cs="Arial"/>
         </w:rPr>
-        <w:t xml:space="preserve">Escolha de grupo: </w:t>
-      </w:r>
-      <w:r>
-        <w:rPr>
-          <w:rFonts w:cs="Arial"/>
-        </w:rPr>
-        <w:t>{grupsBrinca}</w:t>
-      </w:r>
-    </w:p>
-    <w:p>
-      <w:pPr>
-        <w:pStyle w:val="Normal"/>
-        <w:spacing w:lineRule="auto" w:line="480"/>
-        <w:rPr>
-          <w:rFonts w:ascii="Arial" w:hAnsi="Arial" w:cs="Arial"/>
-        </w:rPr>
-      </w:pPr>
-      <w:r>
-        <w:rPr>
-          <w:rFonts w:cs="Arial"/>
-        </w:rPr>
-        <w:t xml:space="preserve">Distrações preferidas: </w:t>
-      </w:r>
-      <w:r>
-        <w:rPr>
-          <w:rFonts w:cs="Arial"/>
-        </w:rPr>
-        <w:t>{distPref}</w:t>
-      </w:r>
-      <w:r>
-        <w:rPr>
-          <w:rFonts w:cs="Arial"/>
-        </w:rPr>
-        <w:t>. Quais?</w:t>
+        <w:t>Escolha de grupo: {grupsBrinca}</w:t>
+      </w:r>
+    </w:p>
+    <w:p>
+      <w:pPr>
+        <w:pStyle w:val="Normal"/>
+        <w:spacing w:lineRule="auto" w:line="480"/>
+        <w:rPr>
+          <w:rFonts w:ascii="Arial" w:hAnsi="Arial" w:cs="Arial"/>
+        </w:rPr>
+      </w:pPr>
+      <w:r>
+        <w:rPr>
+          <w:rFonts w:cs="Arial"/>
+        </w:rPr>
+        <w:t>Distrações preferidas: {distPref}. Quais?</w:t>
       </w:r>
       <w:r>
         <w:rPr>
@@ -2554,85 +2323,37 @@
         <w:rPr>
           <w:rFonts w:cs="Arial"/>
         </w:rPr>
-        <w:t>Atitudes sociais predominantes:</w:t>
-      </w:r>
-      <w:r>
-        <w:rPr>
-          <w:rFonts w:cs="Arial"/>
-        </w:rPr>
-        <w:t xml:space="preserve"> </w:t>
-      </w:r>
-      <w:r>
-        <w:rPr>
-          <w:rFonts w:cs="Arial"/>
-        </w:rPr>
-        <w:t>{</w:t>
-      </w:r>
-      <w:r>
-        <w:rPr>
-          <w:rFonts w:cs="Arial"/>
-        </w:rPr>
-        <w:t>atitudSociPred</w:t>
-      </w:r>
-      <w:r>
-        <w:rPr>
-          <w:rFonts w:cs="Arial"/>
-        </w:rPr>
-        <w:t>}</w:t>
-      </w:r>
-    </w:p>
-    <w:p>
-      <w:pPr>
-        <w:pStyle w:val="Normal"/>
-        <w:spacing w:lineRule="auto" w:line="480"/>
-        <w:rPr>
-          <w:rFonts w:ascii="Arial" w:hAnsi="Arial" w:cs="Arial"/>
-        </w:rPr>
-      </w:pPr>
-      <w:r>
-        <w:rPr>
-          <w:rFonts w:cs="Arial"/>
-        </w:rPr>
-        <w:t>Emocionais:</w:t>
-      </w:r>
-      <w:r>
-        <w:rPr>
-          <w:rFonts w:cs="Arial"/>
-        </w:rPr>
-        <w:t xml:space="preserve"> </w:t>
-      </w:r>
-      <w:r>
-        <w:rPr>
-          <w:rFonts w:cs="Arial"/>
-        </w:rPr>
-        <w:t>{atitudEmociPred}</w:t>
-      </w:r>
-    </w:p>
-    <w:p>
-      <w:pPr>
-        <w:pStyle w:val="Normal"/>
-        <w:spacing w:lineRule="auto" w:line="480"/>
-        <w:rPr>
-          <w:rFonts w:ascii="Arial" w:hAnsi="Arial" w:cs="Arial"/>
-        </w:rPr>
-      </w:pPr>
-      <w:r>
-        <w:rPr>
-          <w:rFonts w:cs="Arial"/>
-        </w:rPr>
-        <w:t>Sono:</w:t>
-      </w:r>
-      <w:r>
-        <w:rPr>
-          <w:rFonts w:cs="Arial"/>
-        </w:rPr>
-        <w:t xml:space="preserve"> </w:t>
-      </w:r>
-      <w:r>
-        <w:rPr>
-          <w:rFonts w:cs="Arial"/>
-        </w:rPr>
-        <w:t>{sono}</w:t>
+        <w:t>Atitudes sociais predominantes: {atitudSociPred}</w:t>
+      </w:r>
+    </w:p>
+    <w:p>
+      <w:pPr>
+        <w:pStyle w:val="Normal"/>
+        <w:spacing w:lineRule="auto" w:line="480"/>
+        <w:rPr>
+          <w:rFonts w:ascii="Arial" w:hAnsi="Arial" w:cs="Arial"/>
+        </w:rPr>
+      </w:pPr>
+      <w:r>
+        <w:rPr>
+          <w:rFonts w:cs="Arial"/>
+        </w:rPr>
+        <w:t>Emocionais: {atitudEmociPred}</w:t>
+      </w:r>
+    </w:p>
+    <w:p>
+      <w:pPr>
+        <w:pStyle w:val="Normal"/>
+        <w:spacing w:lineRule="auto" w:line="480"/>
+        <w:rPr>
+          <w:rFonts w:ascii="Arial" w:hAnsi="Arial" w:cs="Arial"/>
+        </w:rPr>
+      </w:pPr>
+      <w:r>
+        <w:rPr>
+          <w:rFonts w:cs="Arial"/>
+        </w:rPr>
+        <w:t>Sono: {sono}</w:t>
       </w:r>
     </w:p>
     <w:p>
